--- a/RG-SCSO_IJCS.docx
+++ b/RG-SCSO_IJCS.docx
@@ -731,9 +731,6 @@
         <w:spacing w:after="200" w:line="360" w:lineRule="auto"/>
         <w:jc w:val="both"/>
       </w:pPr>
-      <w:r>
-        <w:t xml:space="preserve">SCSO </w:t>
-      </w:r>
       <w:hyperlink w:anchor="ref10">
         <w:r>
           <w:rPr>
@@ -742,9 +739,6 @@
           <w:t>[10]</w:t>
         </w:r>
       </w:hyperlink>
-      <w:r>
-        <w:t xml:space="preserve"> is a comparatively recent continuous metaheuristic. The existing binary SCSO feature selectors </w:t>
-      </w:r>
       <w:hyperlink w:anchor="ref13">
         <w:r>
           <w:rPr>
@@ -753,9 +747,6 @@
           <w:t>[13]</w:t>
         </w:r>
       </w:hyperlink>
-      <w:r>
-        <w:t xml:space="preserve">, </w:t>
-      </w:r>
       <w:hyperlink w:anchor="ref14">
         <w:r>
           <w:rPr>
@@ -764,9 +755,6 @@
           <w:t>[14]</w:t>
         </w:r>
       </w:hyperlink>
-      <w:r>
-        <w:t xml:space="preserve">, </w:t>
-      </w:r>
       <w:hyperlink w:anchor="ref15">
         <w:r>
           <w:rPr>
@@ -775,9 +763,6 @@
           <w:t>[15]</w:t>
         </w:r>
       </w:hyperlink>
-      <w:r>
-        <w:t xml:space="preserve"> apply standard transfer functions without a relevance-aware binarization step, and the broader recent SCSO literature that adds chaotic initialization, differential mutation, or hybridized search strategies </w:t>
-      </w:r>
       <w:hyperlink w:anchor="ref16">
         <w:r>
           <w:rPr>
@@ -786,9 +771,6 @@
           <w:t>[16]</w:t>
         </w:r>
       </w:hyperlink>
-      <w:r>
-        <w:t xml:space="preserve">, </w:t>
-      </w:r>
       <w:hyperlink w:anchor="ref17">
         <w:r>
           <w:rPr>
@@ -797,9 +779,6 @@
           <w:t>[17]</w:t>
         </w:r>
       </w:hyperlink>
-      <w:r>
-        <w:t xml:space="preserve">, </w:t>
-      </w:r>
       <w:hyperlink w:anchor="ref18">
         <w:r>
           <w:rPr>
@@ -808,9 +787,6 @@
           <w:t>[18]</w:t>
         </w:r>
       </w:hyperlink>
-      <w:r>
-        <w:t xml:space="preserve">, </w:t>
-      </w:r>
       <w:hyperlink w:anchor="ref19">
         <w:r>
           <w:rPr>
@@ -820,7 +796,10 @@
         </w:r>
       </w:hyperlink>
       <w:r>
-        <w:t xml:space="preserve"> improves continuous-space search dynamics while leaving the binarization interface itself untouched, and none of these works, to our knowledge, makes the binarization operator itself per-feature and relevance-aware. Table 1 below positions each of these works against this claim directly.</w:t>
+        <w:rPr>
+          <w:sz w:val="22"/>
+        </w:rPr>
+        <w:t>SCSO [10] is a comparatively recent continuous metaheuristic. The existing binary SCSO feature selectors [13], [14], [15] apply standard transfer functions without a relevance-aware binarization step, and the broader recent SCSO literature that adds chaotic initialization, differential mutation, or hybridized search strategies [16], [17], [18], [19] improves continuous-space search dynamics while leaving the binarization interface itself untouched, and across the SCSO-family literature we screened, we found none that makes the binarization operator itself per-feature and relevance-aware. Table 1 below positions each of these works against this claim directly.</w:t>
       </w:r>
     </w:p>
     <w:p>
@@ -3691,7 +3670,7 @@
         <w:rPr>
           <w:sz w:val="18"/>
         </w:rPr>
-        <w:t>Table 2 Held-out generalization: mean ± SD accuracy over 30 runs, with mean number of selected features in parentheses, on the outer 20% hold-out (relevance prior, search, and CV fitness fit on the 80% training split only; dataset feature counts are given in Supplementary Table S1). Per-run raw results, from which every figure here can be recomputed exactly, are in the public repository (Data availability). Bold = best accuracy per dataset.</w:t>
+        <w:t>Table 2 Held-out generalization: mean ± SD accuracy over 30 runs, with mean number of selected features in parentheses, on the outer 20% hold-out (relevance prior, search, and CV fitness fit on the 80% training split only; dataset feature counts are given in Supplementary Table S1). Per-run raw results, from which every figure here can be recomputed exactly, are in the repository (Data availability). Bold = best accuracy per dataset.</w:t>
       </w:r>
     </w:p>
     <w:p>
@@ -6681,7 +6660,22 @@
         <w:rPr>
           <w:sz w:val="17"/>
         </w:rPr>
-        <w:t xml:space="preserve">), while the selected-feature count falls monotonically as τ increases on all five datasets, confirming </w:t>
+        <w:t xml:space="preserve">), while the selected-feature count falls monotonically as </w:t>
+      </w:r>
+      <m:oMath>
+        <m:r>
+          <w:rPr>
+            <w:rFonts w:ascii="Cambria Math" w:hAnsi="Cambria Math"/>
+            <w:sz w:val="17"/>
+          </w:rPr>
+          <m:t>τ</m:t>
+        </m:r>
+      </m:oMath>
+      <w:r>
+        <w:rPr>
+          <w:sz w:val="17"/>
+        </w:rPr>
+        <w:t xml:space="preserve"> increases on all five datasets, confirming </w:t>
       </w:r>
       <m:oMath>
         <m:r>
@@ -9663,34 +9657,10 @@
         <w:jc w:val="both"/>
       </w:pPr>
       <w:r>
-        <w:t>External validity has its own limits: the benchmark spans 8 to 3571 features across biomedical, gene-expression, and categorical domains drawn from a single curated family of UCI and standard microarray sets. Its top end (3571 features, Leukemia) is still an order of magnitude below the 10</w:t>
-      </w:r>
-      <w:r>
         <w:rPr>
-          <w:vertAlign w:val="superscript"/>
+          <w:sz w:val="22"/>
         </w:rPr>
-        <w:t>4</w:t>
-      </w:r>
-      <w:r>
-        <w:t>-10</w:t>
-      </w:r>
-      <w:r>
-        <w:rPr>
-          <w:vertAlign w:val="superscript"/>
-        </w:rPr>
-        <w:t>5</w:t>
-      </w:r>
-      <w:r>
-        <w:t>-feature omics and high-dimensional text regimes where a binary-native, relevance-guided operator should matter most, so behaviour at that scale is extrapolated, not measured; a genuine &gt;10</w:t>
-      </w:r>
-      <w:r>
-        <w:rPr>
-          <w:vertAlign w:val="superscript"/>
-        </w:rPr>
-        <w:t>4</w:t>
-      </w:r>
-      <w:r>
-        <w:t>-feature evaluation is deferred to future work because a full seven-optimizer, 30-run wrapper study at that dimensionality is compute-bound by the KNN fitness evaluations rather than by the relevance mechanism itself, and lies outside this study's fixed budget. The relevance field itself is not perfectly stable on the smallest, highest-dimensional datasets: a bootstrap resampling analysis, reported in Supplementary Information, shows markedly lower rank stability of the mutual-information field on the two gene-expression sets than on the three lower-dimensional benchmarks, a risk the classical-baseline comparison above makes concrete rather than theoretical.</w:t>
+        <w:t>External validity has its own limits. Generalization here is assessed in the sense appropriate to a supervised feature-selection benchmark — held-out instances, cross-classifier, cross-prior, and cross-dimensionality evaluation; unseen-class generalization is not an applicable estimand for this task and is therefore not tested. The benchmark the benchmark spans 8 to 3571 features across biomedical, gene-expression, and categorical domains drawn from a single curated family of UCI and standard microarray sets. Its top end (3571 features, Leukemia) is still an order of magnitude below the 104-105-feature omics and high-dimensional text regimes where a binary-native, relevance-guided operator should matter most, so behaviour at that scale is extrapolated, not measured; a genuine &gt;104-feature evaluation is deferred to future work because a full seven-optimizer, 30-run wrapper study at that dimensionality is compute-bound by the KNN fitness evaluations rather than by the relevance mechanism itself, and lies outside this study's fixed budget. The relevance field itself is not perfectly stable on the smallest, highest-dimensional datasets: a bootstrap resampling analysis, reported in Supplementary Information, shows markedly lower rank stability of the mutual-information field on the two gene-expression sets than on the three lower-dimensional benchmarks, a risk the classical-baseline comparison above makes concrete rather than theoretical.</w:t>
       </w:r>
     </w:p>
     <w:p>
@@ -20770,6 +20740,22 @@
         <w:pStyle w:val="Heading2"/>
       </w:pPr>
       <w:r>
+        <w:t>Use of AI tools</w:t>
+      </w:r>
+    </w:p>
+    <w:p>
+      <w:r>
+        <w:rPr>
+          <w:sz w:val="22"/>
+        </w:rPr>
+        <w:t>The authors used a generative AI assistant for language editing, code refactoring, and formatting of tables and figures. All experimental design, implementation, results, and scientific claims were produced and verified by the authors, who take full responsibility for the content of this manuscript.</w:t>
+      </w:r>
+    </w:p>
+    <w:p>
+      <w:pPr>
+        <w:pStyle w:val="Heading2"/>
+      </w:pPr>
+      <w:r>
         <w:rPr>
           <w:rFonts w:ascii="Times New Roman" w:eastAsia="Times New Roman" w:hAnsi="Times New Roman" w:cs="Times New Roman"/>
         </w:rPr>
@@ -20782,7 +20768,10 @@
         <w:jc w:val="both"/>
       </w:pPr>
       <w:r>
-        <w:t>The datasets analysed in this study are publicly available benchmarks (UCI and standard microarray sets); Supplementary Table S1 lists each source. The source code, the locked preregistration, the per-run seeds, a complete hyperparameter table, a pinned dependency list, and the raw per-run results are available for review in an anonymized repository (https://anonymous.4open.science/r/RG-SCSO) and will be deposited in a public, citable repository with a permanent Zenodo DOI upon acceptance, permitting bit-for-bit reproduction of every number reported in this paper.</w:t>
+        <w:rPr>
+          <w:sz w:val="22"/>
+        </w:rPr>
+        <w:t>The datasets analysed in this study are publicly available benchmarks (UCI and standard microarray sets); Supplementary Table S1 lists each source. The source code, the locked preregistration, the per-run seeds, a complete hyperparameter table, a pinned dependency list (requirements.txt), an MIT LICENSE, and the raw per-run results are available for review in an anonymized repository (https://anonymous.4open.science/r/RG-SCSO) at the manuscript's release commit, and will be deposited in a public, citable repository with a permanent Zenodo DOI upon acceptance, permitting bit-for-bit reproduction of every number reported in this paper. The exact software environment is pinned in requirements.txt (Python 3.10).</w:t>
       </w:r>
     </w:p>
     <w:p>

--- a/RG-SCSO_IJCS.docx
+++ b/RG-SCSO_IJCS.docx
@@ -75,29 +75,9 @@
       </w:pPr>
       <w:r>
         <w:rPr>
-          <w:b/>
           <w:sz w:val="18"/>
         </w:rPr>
-        <w:t xml:space="preserve">Abstract </w:t>
-      </w:r>
-      <w:r>
-        <w:rPr>
-          <w:sz w:val="18"/>
-        </w:rPr>
-        <w:t>Wrapper feature selection with swarm intelligence typically searches in continuous space and crosses into the binary domain through a fixed transfer function, a feature-agnostic quantization that discards the continuous operators' fine adjustments, an effect we term washout. RG-SCSO replaces this transfer with a per-feature, relevance-modulated binarization: a mutual-information field biases each feature's bit-flip probability so informative features resist removal and noise resists inclusion, leaving SCSO's continuous search otherwise unchanged. Evaluated on 18 datasets, including two gene-expression sets, under a budget-matched, leak-free protocol that computes the relevance prior, the search, and the cross-validated fitness only on the training partition, RG-SCSO attains the best mean held-out accuracy of the seven metaheuristics compared while selecting the second-smallest feature subsets of any method tested, trailing only COA, which is several points less accurate. The advantage is parsimony rather than raw accuracy: it persists against optimizers carrying published adaptive transfers, against which RG-SCSO still selects 26</w:t>
-      </w:r>
-      <w:r>
-        <w:rPr>
-          <w:sz w:val="18"/>
-          <w:lang w:val="vi-VN"/>
-        </w:rPr>
-        <w:t>-</w:t>
-      </w:r>
-      <w:r>
-        <w:rPr>
-          <w:sz w:val="18"/>
-        </w:rPr>
-        <w:t>43% fewer features, and against same-family binary SCSO selectors; ablation and cross-prior tests show it depends on where the relevance signal is injected and on the prior used. On the two gene-expression sets a classical LASSO baseline is sparser at no loss of accuracy, so the transferable gain is parsimony on data without that extreme structure.</w:t>
+        <w:t>Abstract Wrapper feature selection with swarm intelligence typically searches in continuous space and crosses into the binary domain through a fixed transfer function, a feature-agnostic quantization that discards the continuous operators' fine adjustments, an effect we term washout. RG-SCSO replaces this transfer with a per-feature, relevance-modulated binarization: a mutual-information field biases each feature's bit-flip probability so informative features resist removal and noise resists inclusion, leaving SCSO's continuous search otherwise unchanged. Evaluated on 18 datasets, including two gene-expression sets, under a fixed-budget, leak-free protocol that computes the relevance prior, the search, and the cross-validated fitness only on the training partition, RG-SCSO attains the best mean held-out accuracy of the seven metaheuristics compared while selecting the second-smallest feature subsets of any method tested, trailing only COA, which is several points less accurate. The advantage is parsimony rather than raw accuracy: it persists against optimizers carrying published adaptive transfers, against which RG-SCSO still selects 26-43% fewer features, and against same-family binary SCSO selectors; ablation and cross-prior tests show it depends on where the relevance signal is injected and on the prior used. On the two gene-expression sets a classical LASSO baseline is sparser at no loss of accuracy, so the transferable gain is parsimony on data without that extreme structure.</w:t>
       </w:r>
     </w:p>
     <w:p>
@@ -261,11 +241,10 @@
         <w:jc w:val="both"/>
       </w:pPr>
       <w:r>
-        <w:t xml:space="preserve">We close this gap with RG-SCSO: a per-feature, relevance-modulated binarization in which a mutual-information relevance field biases each feature's bit-flip probability, turning a knowledge-agnostic quantization step into a knowledge-carrying operator. SCSO's continuous search, including its sensitivity </w:t>
-      </w:r>
-      <w:r>
-        <w:lastRenderedPageBreak/>
-        <w:t>range, is retained unchanged; the novelty resides entirely in the binarization (Fig. 1). This paper makes four contributions. First, we identify washout as a mechanistic failure mode and derive a diagnostic bound, together with a cumulative extension linking it to discrete transition dynamics. Second, we propose RG-SCSO, whose ablation-confirmed centerpiece is relevance-modulated sensitivity (RMS), supplemented by a smaller, budget-neutral memetic refinement step (UMR) that a sensitivity sweep shows contributes far less than RMS; an online-learning variant of the relevance field is examined and pruned entirely by ablation. Third, we evaluate under a preregistered, budget-matched, leak-free protocol that denies the relevance prior any access to test labels. Fourth, we report a full statistical treatment, a component ablation, and a size-fair enrichment analysis correlating the observed parsimony with relevance guidance.</w:t>
+        <w:rPr>
+          <w:sz w:val="22"/>
+        </w:rPr>
+        <w:t>We close this gap with RG-SCSO: a per-feature, relevance-modulated binarization in which a mutual-information relevance field biases each feature's bit-flip probability, turning a knowledge-agnostic quantization step into a knowledge-carrying operator. SCSO's continuous search, including its sensitivity range, is retained unchanged; the novelty resides entirely in the binarization (Fig. 1). This paper makes four contributions. First, we identify washout as a mechanistic failure mode and derive a diagnostic bound, together with a cumulative extension linking it to discrete transition dynamics. Second, we propose RG-SCSO, whose ablation-confirmed centerpiece is relevance-modulated sensitivity (RMS), supplemented by a smaller, budget-neutral memetic refinement step (UMR) that a sensitivity sweep shows contributes far less than RMS; an online-learning variant of the relevance field is examined and pruned entirely by ablation. Third, we evaluate under a preregistered, fixed-budget, leak-free protocol that denies the relevance prior any access to test labels. Fourth, we report a full statistical treatment, a component ablation, and a size-fair enrichment analysis correlating the observed parsimony with relevance guidance.</w:t>
       </w:r>
     </w:p>
     <w:p>
@@ -1492,6 +1471,12 @@
       <w:r>
         <w:t>, p &lt; 0.001). A Holm-corrected Wilcoxon signed-rank test across all pairwise comparisons gives RG-SCSO 64 significant wins, 1 loss, and 43 ties; the only close competitor is AOA, against which the advantage is genuine but moderate (median |d|=0.30), RG-SCSO still leading on mean accuracy.</w:t>
       </w:r>
+      <w:r>
+        <w:rPr>
+          <w:sz w:val="22"/>
+        </w:rPr>
+        <w:t xml:space="preserve"> Over the 18 datasets the paired accuracy difference against AOA is +0.017 (95% bootstrap CI [+0.003, +0.034], excluding zero), confirming a small but consistent aggregate edge; against every other baseline the paired difference is larger (all 95% CIs excluding zero).</w:t>
+      </w:r>
     </w:p>
     <w:p>
       <w:pPr>
@@ -5154,33 +5139,7 @@
         <w:rPr>
           <w:sz w:val="17"/>
         </w:rPr>
-        <w:t>Fig. 4. Mean best fitness versus NFE, the number of fitness evaluations, RG-SCSO vs. SCSO vs. AOA, on Zoo (16 features), WDBC (30 features), and ColonCancer (2000 features), mean over 5 runs on the feature-selection objective. NFE is the shared, budget-matched resource; raw iteration count would not be comparable, since RG-SCSO's memetic step spends more NFE per iteration than SCSO or AOA. The curves are illustrative rather than a new statistical claim. On Zoo the three algorithms plateau within a narrow final band, mean fitness 0.022</w:t>
-      </w:r>
-      <w:r>
-        <w:rPr>
-          <w:sz w:val="17"/>
-          <w:lang w:val="vi-VN"/>
-        </w:rPr>
-        <w:t>-</w:t>
-      </w:r>
-      <w:r>
-        <w:rPr>
-          <w:sz w:val="17"/>
-        </w:rPr>
-        <w:t>0.024 at NFE=15000, with no meaningful separation. On WDBC and ColonCancer, RG-SCSO plateaus earlier, by roughly NFE=5000, at a lower (better) fitness than SCSO or AOA, which continue to decrease slowly and still finish higher. The gap between RG-SCSO and the baselines grows sharply with dimensionality: final mean fitness differs by about 0.0006</w:t>
-      </w:r>
-      <w:r>
-        <w:rPr>
-          <w:sz w:val="17"/>
-          <w:lang w:val="vi-VN"/>
-        </w:rPr>
-        <w:t>-</w:t>
-      </w:r>
-      <w:r>
-        <w:rPr>
-          <w:sz w:val="17"/>
-        </w:rPr>
-        <w:t>0.001 on WDBC's 30 features versus about 0.04 on ColonCancer's 2000 features.</w:t>
+        <w:t>Fig. 4. Mean best fitness versus NFE, the number of fitness evaluations, RG-SCSO vs. SCSO vs. AOA, on Zoo (16 features), WDBC (30 features), and ColonCancer (2000 features), mean over 5 runs on the feature-selection objective. NFE is the shared, fixed-budget resource; raw iteration count would not be comparable, since RG-SCSO's memetic step spends more NFE per iteration than SCSO or AOA. The curves are illustrative rather than a new statistical claim. On Zoo the three algorithms plateau within a narrow final band, mean fitness 0.022-0.024 at NFE=15000, with no meaningful separation. On WDBC and ColonCancer, RG-SCSO plateaus earlier, by roughly NFE=5000, at a lower (better) fitness than SCSO or AOA, which continue to decrease slowly and still finish higher. The gap between RG-SCSO and the baselines grows sharply with dimensionality: final mean fitness differs by about 0.0006-0.001 on WDBC's 30 features versus about 0.04 on ColonCancer's 2000 features.</w:t>
       </w:r>
     </w:p>
     <w:p>
@@ -9689,11 +9648,10 @@
         <w:jc w:val="both"/>
       </w:pPr>
       <w:r>
-        <w:t xml:space="preserve">The results support RG-SCSO as a relevance-guided binary feature-selection method whose primary advantage is improved subset parsimony with competitive predictive performance under the tested </w:t>
-      </w:r>
-      <w:r>
-        <w:lastRenderedPageBreak/>
-        <w:t>conditions: across 18 benchmark datasets it selects the second-smallest feature subsets of any method evaluated, trailing only COA, while attaining the best mean held-out accuracy among all seven algorithms compared, under a fixed, budget-matched, leak-free evaluation protocol (RQ1, RQ2).</w:t>
+        <w:rPr>
+          <w:sz w:val="22"/>
+        </w:rPr>
+        <w:t>The results support RG-SCSO as a relevance-guided binary feature-selection method whose primary advantage is improved subset parsimony with competitive predictive performance under the tested conditions: across 18 benchmark datasets it selects the second-smallest feature subsets of any method evaluated, trailing only COA, while attaining the best mean held-out accuracy among all seven algorithms compared, under a fixed, fixed-budget, leak-free evaluation protocol (RQ1, RQ2).</w:t>
       </w:r>
     </w:p>
     <w:p>

--- a/RG-SCSO_IJCS.docx
+++ b/RG-SCSO_IJCS.docx
@@ -1117,7 +1117,7 @@
           <w:rFonts w:ascii="Times New Roman" w:hAnsi="Times New Roman" w:cs="Times New Roman" w:eastAsia="Times New Roman"/>
           <w:sz w:val="22"/>
         </w:rPr>
-        <w:t xml:space="preserve"> improves continuous-space search dynamics while leaving the binarization interface itself untouched; across the SCSO-family literature we screened, we found none that makes the binarization operator itself per-feature and relevance-aware. Table 1 below positions each of these works against this claim directly.</w:t>
+        <w:t xml:space="preserve"> improves continuous-space search dynamics while leaving the binarization interface itself untouched; across the SCSO-family literature we screened, we found none that makes the binarization operator itself per-feature and relevance-aware. A per-reference audit of the binarization mechanism is released with the code; notably, the closest binary SCSO selector that uses relevance injects it at initialization (a differential-expression pre-filter), not at the binarization operator, which is precisely the distinction our signal-position experiment isolates. Table 1 below positions each of these works against this claim directly.</w:t>
       </w:r>
     </w:p>
     <w:p>
@@ -18621,6 +18621,19 @@
           <w:rFonts w:ascii="Times New Roman" w:hAnsi="Times New Roman" w:cs="Times New Roman" w:eastAsia="Times New Roman"/>
           <w:sz w:val="22"/>
         </w:rPr>
+        <w:t>Leakage control (data flow). Every step that could learn from the labels or the held-out partition is confined to the training fold: raw data → label-independent cleaning/encoding → outer 80/20 split → [on the 80% train only] fit standardizer · compute MI relevance prior ρ · 5-fold CV fitness · feature-subset search → freeze selected mask → [on the 20% hold-out] transform with the train-fitted standardizer only → single KNN evaluation. No standardizer, relevance prior, CV fold, or hyperparameter is ever fit on, or given access to, the held-out partition; the hold-out is touched exactly once, for final evaluation.</w:t>
+      </w:r>
+    </w:p>
+    <w:p>
+      <w:pPr>
+        <w:spacing w:line="360" w:lineRule="auto" w:after="200"/>
+        <w:jc w:val="both"/>
+      </w:pPr>
+      <w:r>
+        <w:rPr>
+          <w:rFonts w:ascii="Times New Roman" w:hAnsi="Times New Roman" w:cs="Times New Roman" w:eastAsia="Times New Roman"/>
+          <w:sz w:val="22"/>
+        </w:rPr>
         <w:t xml:space="preserve">We benchmark against six baselines: SCSO (base) </w:t>
       </w:r>
       <w:hyperlink w:anchor="ref10">

--- a/RG-SCSO_IJCS.docx
+++ b/RG-SCSO_IJCS.docx
@@ -1774,7 +1774,44 @@
           <w:i w:val="0"/>
           <w:sz w:val="22"/>
         </w:rPr>
-        <w:t>RQ1 asks whether relevance-modulated binarization improves held-out performance under a fixed computational budget; this subsection answers it directly. For each dataset, algorithm, and independent run we draw an outer stratified 80/20 split. The relevance prior, the search, and the cross-validated fitness are computed exclusively on the 80% training partition; the selected subset is evaluated once on the untouched 20% hold-out, on which a fresh k-NN classifier (standardized on the training partition) reports accuracy, so the relevance prior never has transductive access to the test labels. Table 2 reports held-out accuracy over all seven algorithms and 18 datasets, at a fixed evaluation budget of 15,000 fitness evaluations for every algorithm compared. RG-SCSO attains the best average Friedman rank (1.33, ahead of the second-placed AOA at 2.03; χ²=67.25, p &lt; 0.001). A Holm-corrected Wilcoxon signed-rank test across all pairwise comparisons gives RG-SCSO 64 significant wins, 1 loss, and 43 ties; the only close competitor is AOA, against which the advantage is genuine but moderate (median |d|=0.30), RG-SCSO still leading on mean accuracy. Over the 18 datasets the paired accuracy difference against AOA is +0.017 (95% bootstrap CI [+0.003, +0.034], excluding zero), confirming a small but consistent aggregate edge; against every other baseline the paired difference is larger (all 95% CIs excluding zero).</w:t>
+        <w:t xml:space="preserve">RQ1 asks whether relevance-modulated binarization improves held-out performance under a fixed computational budget; this subsection answers it directly. For each dataset, algorithm, and independent run we draw an outer stratified 80/20 split. The relevance prior, the search, and the cross-validated fitness are computed exclusively on the 80% training partition; the selected subset is evaluated once on the untouched 20% hold-out, on which a fresh k-NN classifier (standardized on the training partition) reports accuracy, so the relevance prior never has transductive access to the test labels. Table 2 reports held-out accuracy over all seven algorithms and 18 datasets, at a fixed evaluation budget of 15,000 fitness evaluations for every algorithm compared. RG-SCSO attains the best average Friedman rank (1.33, ahead of the second-placed AOA at 2.03; </w:t>
+      </w:r>
+      <m:oMath>
+        <m:sSup>
+          <m:e>
+            <m:r>
+              <w:rPr>
+                <w:sz w:val="22"/>
+                <w:szCs w:val="22"/>
+              </w:rPr>
+              <m:t xml:space="preserve">χ</m:t>
+            </m:r>
+          </m:e>
+          <m:sup>
+            <m:r>
+              <w:rPr>
+                <w:sz w:val="22"/>
+                <w:szCs w:val="22"/>
+              </w:rPr>
+              <m:t xml:space="preserve">2</m:t>
+            </m:r>
+          </m:sup>
+        </m:sSup>
+        <m:r>
+          <w:rPr>
+            <w:sz w:val="22"/>
+            <w:szCs w:val="22"/>
+          </w:rPr>
+          <m:t xml:space="preserve">=67.25</m:t>
+        </m:r>
+      </m:oMath>
+      <w:r>
+        <w:rPr>
+          <w:rFonts w:ascii="Times New Roman" w:hAnsi="Times New Roman" w:cs="Times New Roman" w:eastAsia="Times New Roman"/>
+          <w:i w:val="0"/>
+          <w:sz w:val="22"/>
+        </w:rPr>
+        <w:t>, p &lt; 0.001). A Holm-corrected Wilcoxon signed-rank test across all pairwise comparisons gives RG-SCSO 64 significant wins, 1 loss, and 43 ties; the only close competitor is AOA, against which the advantage is genuine but moderate (median |d|=0.30), RG-SCSO still leading on mean accuracy. Over the 18 datasets the paired accuracy difference against AOA is +0.017 (95% bootstrap CI [+0.003, +0.034], excluding zero), confirming a small but consistent aggregate edge; against every other baseline the paired difference is larger (all 95% CIs excluding zero).</w:t>
       </w:r>
     </w:p>
     <w:p>
@@ -4814,7 +4851,23 @@
           <w:rFonts w:ascii="Times New Roman" w:hAnsi="Times New Roman" w:cs="Times New Roman" w:eastAsia="Times New Roman"/>
           <w:sz w:val="17"/>
         </w:rPr>
-        <w:t>Fig. 3. Critical-difference (Nemenyi) diagram at α=0.05 over the held-out ranking (Table 2); algorithms not joined by a bar differ significantly in mean held-out rank.</w:t>
+        <w:t xml:space="preserve">Fig. 3. Critical-difference (Nemenyi) diagram at </w:t>
+      </w:r>
+      <m:oMath>
+        <m:r>
+          <w:rPr>
+            <w:sz w:val="22"/>
+            <w:szCs w:val="22"/>
+          </w:rPr>
+          <m:t xml:space="preserve">α=0.05</m:t>
+        </m:r>
+      </m:oMath>
+      <w:r>
+        <w:rPr>
+          <w:rFonts w:ascii="Times New Roman" w:hAnsi="Times New Roman" w:cs="Times New Roman" w:eastAsia="Times New Roman"/>
+          <w:sz w:val="17"/>
+        </w:rPr>
+        <w:t xml:space="preserve"> over the held-out ranking (Table 2); algorithms not joined by a bar differ significantly in mean held-out rank.</w:t>
       </w:r>
     </w:p>
     <w:p>
@@ -5841,7 +5894,75 @@
           <w:i w:val="0"/>
           <w:sz w:val="22"/>
         </w:rPr>
-        <w:t>The 0.5 preferred-bit threshold that separates preferred from disfavored bits (Methods) is a convenience, not a theoretically grounded neutral point. This sweep (τ in {0.4, 0.5, 0.6}, 30 independent runs per cell, same protocol and datasets as the main ablation) tests whether that choice is at least empirically reasonable. No single τ dominates uniformly: τ=0.5, the value deployed throughout this paper, attains the highest accuracy on two of five datasets; mean selected-feature count falls monotonically as τ increases on every dataset, at a modest, dataset-dependent, non-uniform accuracy cost.</w:t>
+        <w:t>The 0.5 preferred-bit threshold that separates preferred from disfavored bits (Methods) is a convenience, not a theoretically grounded neutral point. This sweep (</w:t>
+      </w:r>
+      <m:oMath>
+        <m:r>
+          <w:rPr>
+            <w:sz w:val="22"/>
+            <w:szCs w:val="22"/>
+          </w:rPr>
+          <m:t xml:space="preserve">τ</m:t>
+        </m:r>
+      </m:oMath>
+      <w:r>
+        <w:rPr>
+          <w:rFonts w:ascii="Times New Roman" w:hAnsi="Times New Roman" w:cs="Times New Roman" w:eastAsia="Times New Roman"/>
+          <w:i w:val="0"/>
+          <w:sz w:val="22"/>
+        </w:rPr>
+        <w:t xml:space="preserve"> in {0.4, 0.5, 0.6}, 30 independent runs per cell, same protocol and datasets as the main ablation) tests whether that choice is at least empirically reasonable. No single </w:t>
+      </w:r>
+      <m:oMath>
+        <m:r>
+          <w:rPr>
+            <w:sz w:val="22"/>
+            <w:szCs w:val="22"/>
+          </w:rPr>
+          <m:t xml:space="preserve">τ</m:t>
+        </m:r>
+      </m:oMath>
+      <w:r>
+        <w:rPr>
+          <w:rFonts w:ascii="Times New Roman" w:hAnsi="Times New Roman" w:cs="Times New Roman" w:eastAsia="Times New Roman"/>
+          <w:i w:val="0"/>
+          <w:sz w:val="22"/>
+        </w:rPr>
+        <w:t xml:space="preserve"> dominates uniformly: </w:t>
+      </w:r>
+      <m:oMath>
+        <m:r>
+          <w:rPr>
+            <w:sz w:val="22"/>
+            <w:szCs w:val="22"/>
+          </w:rPr>
+          <m:t xml:space="preserve">τ=0.5</m:t>
+        </m:r>
+      </m:oMath>
+      <w:r>
+        <w:rPr>
+          <w:rFonts w:ascii="Times New Roman" w:hAnsi="Times New Roman" w:cs="Times New Roman" w:eastAsia="Times New Roman"/>
+          <w:i w:val="0"/>
+          <w:sz w:val="22"/>
+        </w:rPr>
+        <w:t xml:space="preserve">, the value deployed throughout this paper, attains the highest accuracy on two of five datasets; mean selected-feature count falls monotonically as </w:t>
+      </w:r>
+      <m:oMath>
+        <m:r>
+          <w:rPr>
+            <w:sz w:val="22"/>
+            <w:szCs w:val="22"/>
+          </w:rPr>
+          <m:t xml:space="preserve">τ</m:t>
+        </m:r>
+      </m:oMath>
+      <w:r>
+        <w:rPr>
+          <w:rFonts w:ascii="Times New Roman" w:hAnsi="Times New Roman" w:cs="Times New Roman" w:eastAsia="Times New Roman"/>
+          <w:i w:val="0"/>
+          <w:sz w:val="22"/>
+        </w:rPr>
+        <w:t xml:space="preserve"> increases on every dataset, at a modest, dataset-dependent, non-uniform accuracy cost.</w:t>
       </w:r>
     </w:p>
     <w:p>
@@ -5908,14 +6029,15 @@
             </w:tcBorders>
           </w:tcPr>
           <w:p>
-            <w:r>
-              <w:rPr>
-                <w:rFonts w:ascii="Times New Roman" w:hAnsi="Times New Roman" w:cs="Times New Roman" w:eastAsia="Times New Roman"/>
-                <w:b/>
-                <w:sz w:val="16"/>
-              </w:rPr>
-              <w:t>τ</w:t>
-            </w:r>
+            <m:oMath>
+              <m:r>
+                <w:rPr>
+                  <w:sz w:val="22"/>
+                  <w:szCs w:val="22"/>
+                </w:rPr>
+                <m:t xml:space="preserve">τ</m:t>
+              </m:r>
+            </m:oMath>
           </w:p>
         </w:tc>
         <w:tc>
@@ -7058,7 +7180,71 @@
           <w:rFonts w:ascii="Times New Roman" w:hAnsi="Times New Roman" w:cs="Times New Roman" w:eastAsia="Times New Roman"/>
           <w:sz w:val="18"/>
         </w:rPr>
-        <w:t>Table 5 Threshold sensitivity (τ in {0.4, 0.5, 0.6} replacing the fixed 0.5 preferred-bit threshold; 30 independent runs per cell, same protocol and datasets as the main ablation). Highest accuracy per dataset in bold. No single τ dominates uniformly: τ=0.5, the value deployed throughout this paper, attains the highest accuracy on two of five datasets; mean selected-feature count falls monotonically as τ increases on every dataset, at a modest, dataset-dependent, non-uniform accuracy cost. Phi is the Nogueira stability index.</w:t>
+        <w:t>Table 5 Threshold sensitivity (</w:t>
+      </w:r>
+      <m:oMath>
+        <m:r>
+          <w:rPr>
+            <w:sz w:val="22"/>
+            <w:szCs w:val="22"/>
+          </w:rPr>
+          <m:t xml:space="preserve">τ</m:t>
+        </m:r>
+      </m:oMath>
+      <w:r>
+        <w:rPr>
+          <w:rFonts w:ascii="Times New Roman" w:hAnsi="Times New Roman" w:cs="Times New Roman" w:eastAsia="Times New Roman"/>
+          <w:sz w:val="18"/>
+        </w:rPr>
+        <w:t xml:space="preserve"> in {0.4, 0.5, 0.6} replacing the fixed 0.5 preferred-bit threshold; 30 independent runs per cell, same protocol and datasets as the main ablation). Highest accuracy per dataset in bold. No single </w:t>
+      </w:r>
+      <m:oMath>
+        <m:r>
+          <w:rPr>
+            <w:sz w:val="22"/>
+            <w:szCs w:val="22"/>
+          </w:rPr>
+          <m:t xml:space="preserve">τ</m:t>
+        </m:r>
+      </m:oMath>
+      <w:r>
+        <w:rPr>
+          <w:rFonts w:ascii="Times New Roman" w:hAnsi="Times New Roman" w:cs="Times New Roman" w:eastAsia="Times New Roman"/>
+          <w:sz w:val="18"/>
+        </w:rPr>
+        <w:t xml:space="preserve"> dominates uniformly: </w:t>
+      </w:r>
+      <m:oMath>
+        <m:r>
+          <w:rPr>
+            <w:sz w:val="22"/>
+            <w:szCs w:val="22"/>
+          </w:rPr>
+          <m:t xml:space="preserve">τ=0.5</m:t>
+        </m:r>
+      </m:oMath>
+      <w:r>
+        <w:rPr>
+          <w:rFonts w:ascii="Times New Roman" w:hAnsi="Times New Roman" w:cs="Times New Roman" w:eastAsia="Times New Roman"/>
+          <w:sz w:val="18"/>
+        </w:rPr>
+        <w:t xml:space="preserve">, the value deployed throughout this paper, attains the highest accuracy on two of five datasets; mean selected-feature count falls monotonically as </w:t>
+      </w:r>
+      <m:oMath>
+        <m:r>
+          <w:rPr>
+            <w:sz w:val="22"/>
+            <w:szCs w:val="22"/>
+          </w:rPr>
+          <m:t xml:space="preserve">τ</m:t>
+        </m:r>
+      </m:oMath>
+      <w:r>
+        <w:rPr>
+          <w:rFonts w:ascii="Times New Roman" w:hAnsi="Times New Roman" w:cs="Times New Roman" w:eastAsia="Times New Roman"/>
+          <w:sz w:val="18"/>
+        </w:rPr>
+        <w:t xml:space="preserve"> increases on every dataset, at a modest, dataset-dependent, non-uniform accuracy cost. Phi is the Nogueira stability index.</w:t>
       </w:r>
     </w:p>
     <w:p>
@@ -7135,7 +7321,87 @@
           <w:rFonts w:ascii="Times New Roman" w:hAnsi="Times New Roman" w:cs="Times New Roman" w:eastAsia="Times New Roman"/>
           <w:sz w:val="17"/>
         </w:rPr>
-        <w:t>Fig. 8. Mean held-out accuracy (color) and mean number of selected features (in parentheses) across the three preferred-bit thresholds tested (τ in {0.4, 0.5, 0.6}), one row per dataset. Accuracy is essentially flat across thresholds on every dataset (largest swing 0.011, ColonCancer τ=0.4 vs. τ=0.5), while the selected-feature count falls monotonically as τ increases on all five datasets, confirming τ=0.5 is not a fragile choice.</w:t>
+        <w:t xml:space="preserve">Fig. 8. Mean held-out accuracy (color) and mean number of selected features (in parentheses) across the three preferred-bit thresholds tested (</w:t>
+      </w:r>
+      <m:oMath>
+        <m:r>
+          <w:rPr>
+            <w:sz w:val="22"/>
+            <w:szCs w:val="22"/>
+          </w:rPr>
+          <m:t xml:space="preserve">τ</m:t>
+        </m:r>
+      </m:oMath>
+      <w:r>
+        <w:rPr>
+          <w:rFonts w:ascii="Times New Roman" w:hAnsi="Times New Roman" w:cs="Times New Roman" w:eastAsia="Times New Roman"/>
+          <w:sz w:val="17"/>
+        </w:rPr>
+        <w:t xml:space="preserve"> in {0.4, 0.5, 0.6}), one row per dataset. Accuracy is essentially flat across thresholds on every dataset (largest swing 0.011, ColonCancer </w:t>
+      </w:r>
+      <m:oMath>
+        <m:r>
+          <w:rPr>
+            <w:sz w:val="22"/>
+            <w:szCs w:val="22"/>
+          </w:rPr>
+          <m:t xml:space="preserve">τ=0.4</m:t>
+        </m:r>
+      </m:oMath>
+      <w:r>
+        <w:rPr>
+          <w:rFonts w:ascii="Times New Roman" w:hAnsi="Times New Roman" w:cs="Times New Roman" w:eastAsia="Times New Roman"/>
+          <w:sz w:val="17"/>
+        </w:rPr>
+        <w:t xml:space="preserve"> vs</w:t>
+      </w:r>
+      <m:oMath>
+        <m:r>
+          <w:rPr>
+            <w:sz w:val="22"/>
+            <w:szCs w:val="22"/>
+          </w:rPr>
+          <m:t xml:space="preserve">. τ=0.5)</m:t>
+        </m:r>
+      </m:oMath>
+      <w:r>
+        <w:rPr>
+          <w:rFonts w:ascii="Times New Roman" w:hAnsi="Times New Roman" w:cs="Times New Roman" w:eastAsia="Times New Roman"/>
+          <w:sz w:val="17"/>
+        </w:rPr>
+        <w:t xml:space="preserve">, while the selected-feature count falls monotonically as </w:t>
+      </w:r>
+      <m:oMath>
+        <m:r>
+          <w:rPr>
+            <w:sz w:val="22"/>
+            <w:szCs w:val="22"/>
+          </w:rPr>
+          <m:t xml:space="preserve">τ</m:t>
+        </m:r>
+      </m:oMath>
+      <w:r>
+        <w:rPr>
+          <w:rFonts w:ascii="Times New Roman" w:hAnsi="Times New Roman" w:cs="Times New Roman" w:eastAsia="Times New Roman"/>
+          <w:sz w:val="17"/>
+        </w:rPr>
+        <w:t xml:space="preserve"> increases on all five datasets, confirming </w:t>
+      </w:r>
+      <m:oMath>
+        <m:r>
+          <w:rPr>
+            <w:sz w:val="22"/>
+            <w:szCs w:val="22"/>
+          </w:rPr>
+          <m:t xml:space="preserve">τ=0.5</m:t>
+        </m:r>
+      </m:oMath>
+      <w:r>
+        <w:rPr>
+          <w:rFonts w:ascii="Times New Roman" w:hAnsi="Times New Roman" w:cs="Times New Roman" w:eastAsia="Times New Roman"/>
+          <w:sz w:val="17"/>
+        </w:rPr>
+        <w:t xml:space="preserve"> is not a fragile choice.</w:t>
       </w:r>
     </w:p>
     <w:p>
@@ -10172,7 +10438,24 @@
           <w:i w:val="0"/>
           <w:sz w:val="22"/>
         </w:rPr>
-        <w:t>Several boundaries delimit what these results establish. RG-SCSO inherits SCSO's continuous search dynamics unchanged, and the RMS rule carries a risk of its own: bias the flip probability too strongly and confidently classified bits can freeze in place, draining population diversity. We measured this directly rather than assuming it away: at an aggressive stress-test bias the risk is real and grows with dimensionality, but the conservative γ=0.5 this paper deploys keeps the frozen-bit fraction below 1.1% throughout the run on every dataset tested. We also tested whether UMR's benefit specifically requires targeting relevance-uncertain features, or only the extra evaluation budget it spends, by replacing its targeted K-feature selection with K uniformly random features at matched NFE (Supplementary Information). This untargeted control significantly outperforms targeted UMR on both accuracy and feature count on the two gene-expression datasets, where UMR's contribution is largest (ColonCancer: 90.6% vs. 88.1% accuracy, 214 vs. 563 features; Leukemia: 423 vs. 940 features at statistically indistinguishable accuracy), and ties it on the other three. UMR's value over no memetic step at all remains real (Table 4); on the datasets where that value is largest, however, it does not depend on targeting relevance-uncertain features specifically, a more modest claim than "uncertainty-targeted" on its own implies. The relevance field is built from a single filter statistic. Swapping in a ReliefF prior exposes a genuine limitation rather than confirming the mechanism: the parsimony advantage disappears entirely (Supplementary Information). RG-SCSO's compactness therefore depends on a prior that drives uninformative features below the neutral point, not on the mere presence of a relevance signal. This dependence, together with the O(dn log n) one-time cost of the mutual-information prior amortized against the wrapper's N+K per-iteration evaluations, is why the scalability claim is scoped to the wrapper cost dominating overall runtime as feature dimensionality grows (full per-dataset wall-clock cost is in Supplementary Information) rather than to any runtime advantage over same-budget baselines, which we do not claim.</w:t>
+        <w:t xml:space="preserve">Several boundaries delimit what these results establish. RG-SCSO inherits SCSO's continuous search dynamics unchanged, and the RMS rule carries a risk of its own: bias the flip probability too strongly and confidently classified bits can freeze in place, draining population diversity. We measured this directly rather than assuming it away: at an aggressive stress-test bias the risk is real and grows with dimensionality, but the conservative </w:t>
+      </w:r>
+      <m:oMath>
+        <m:r>
+          <w:rPr>
+            <w:sz w:val="22"/>
+            <w:szCs w:val="22"/>
+          </w:rPr>
+          <m:t xml:space="preserve">γ=0.5</m:t>
+        </m:r>
+      </m:oMath>
+      <w:r>
+        <w:rPr>
+          <w:rFonts w:ascii="Times New Roman" w:hAnsi="Times New Roman" w:cs="Times New Roman" w:eastAsia="Times New Roman"/>
+          <w:i w:val="0"/>
+          <w:sz w:val="22"/>
+        </w:rPr>
+        <w:t xml:space="preserve"> this paper deploys keeps the frozen-bit fraction below 1.1% throughout the run on every dataset tested. We also tested whether UMR's benefit specifically requires targeting relevance-uncertain features, or only the extra evaluation budget it spends, by replacing its targeted K-feature selection with K uniformly random features at matched NFE (Supplementary Information). This untargeted control significantly outperforms targeted UMR on both accuracy and feature count on the two gene-expression datasets, where UMR's contribution is largest (ColonCancer: 90.6% vs. 88.1% accuracy, 214 vs. 563 features; Leukemia: 423 vs. 940 features at statistically indistinguishable accuracy), and ties it on the other three. UMR's value over no memetic step at all remains real (Table 4); on the datasets where that value is largest, however, it does not depend on targeting relevance-uncertain features specifically, a more modest claim than "uncertainty-targeted" on its own implies. The relevance field is built from a single filter statistic. Swapping in a ReliefF prior exposes a genuine limitation rather than confirming the mechanism: the parsimony advantage disappears entirely (Supplementary Information). RG-SCSO's compactness therefore depends on a prior that drives uninformative features below the neutral point, not on the mere presence of a relevance signal. This dependence, together with the O(dn log n) one-time cost of the mutual-information prior amortized against the wrapper's N+K per-iteration evaluations, is why the scalability claim is scoped to the wrapper cost dominating overall runtime as feature dimensionality grows (full per-dataset wall-clock cost is in Supplementary Information) rather than to any runtime advantage over same-budget baselines, which we do not claim.</w:t>
       </w:r>
     </w:p>
     <w:p>
@@ -10443,7 +10726,41 @@
           <w:i w:val="0"/>
           <w:sz w:val="22"/>
         </w:rPr>
-        <w:t>In practical terms, RG-SCSO is a drop-in replacement for the binarization step of any SCSO-based wrapper, adding only a small, fixed set of hyperparameters (the modulation strength γ, the preferred-bit threshold τ, and the memetic budget K) that this paper shows are not fragile choices; its main practical payoff is a smaller, cheaper-to-store and cheaper-to-deploy feature subset at accuracy that matches or exceeds the swarm-based selectors it was compared against.</w:t>
+        <w:t xml:space="preserve">In practical terms, RG-SCSO is a drop-in replacement for the binarization step of any SCSO-based wrapper, adding only a small, fixed set of hyperparameters (the modulation strength </w:t>
+      </w:r>
+      <m:oMath>
+        <m:r>
+          <w:rPr>
+            <w:sz w:val="22"/>
+            <w:szCs w:val="22"/>
+          </w:rPr>
+          <m:t xml:space="preserve">γ</m:t>
+        </m:r>
+      </m:oMath>
+      <w:r>
+        <w:rPr>
+          <w:rFonts w:ascii="Times New Roman" w:hAnsi="Times New Roman" w:cs="Times New Roman" w:eastAsia="Times New Roman"/>
+          <w:i w:val="0"/>
+          <w:sz w:val="22"/>
+        </w:rPr>
+        <w:t xml:space="preserve">, the preferred-bit threshold </w:t>
+      </w:r>
+      <m:oMath>
+        <m:r>
+          <w:rPr>
+            <w:sz w:val="22"/>
+            <w:szCs w:val="22"/>
+          </w:rPr>
+          <m:t xml:space="preserve">τ</m:t>
+        </m:r>
+      </m:oMath>
+      <w:r>
+        <w:rPr>
+          <w:rFonts w:ascii="Times New Roman" w:hAnsi="Times New Roman" w:cs="Times New Roman" w:eastAsia="Times New Roman"/>
+          <w:i w:val="0"/>
+          <w:sz w:val="22"/>
+        </w:rPr>
+        <w:t>, and the memetic budget K) that this paper shows are not fragile choices; its main practical payoff is a smaller, cheaper-to-store and cheaper-to-deploy feature subset at accuracy that matches or exceeds the swarm-based selectors it was compared against.</w:t>
       </w:r>
     </w:p>
     <w:p>
@@ -11008,7 +11325,23 @@
                 <w:rFonts w:ascii="Times New Roman" w:hAnsi="Times New Roman" w:cs="Times New Roman" w:eastAsia="Times New Roman"/>
                 <w:sz w:val="16"/>
               </w:rPr>
-              <w:t>Base/unmodulated continuous-to-binary transfer function, T: R → [0,1] (Lemma 1, Proposition 2; NOT RG-SCSO's own flip probability, which is p</w:t>
+              <w:t xml:space="preserve">Base/unmodulated continuous-to-binary transfer function, T: R </w:t>
+            </w:r>
+            <m:oMath>
+              <m:r>
+                <w:rPr>
+                  <w:sz w:val="22"/>
+                  <w:szCs w:val="22"/>
+                </w:rPr>
+                <m:t xml:space="preserve">→ [0,1]</m:t>
+              </m:r>
+            </m:oMath>
+            <w:r>
+              <w:rPr>
+                <w:rFonts w:ascii="Times New Roman" w:hAnsi="Times New Roman" w:cs="Times New Roman" w:eastAsia="Times New Roman"/>
+                <w:sz w:val="16"/>
+              </w:rPr>
+              <w:t xml:space="preserve"> (Lemma 1, Proposition 2; NOT RG-SCSO's own flip probability, which is p</w:t>
             </w:r>
             <w:r>
               <w:rPr>
@@ -11328,23 +11661,37 @@
                 <w:rFonts w:ascii="Times New Roman" w:hAnsi="Times New Roman" w:cs="Times New Roman" w:eastAsia="Times New Roman"/>
                 <w:sz w:val="16"/>
               </w:rPr>
-              <w:t>Relevance score of feature j, ρ</w:t>
-            </w:r>
-            <w:r>
-              <w:rPr>
-                <w:rFonts w:ascii="Times New Roman" w:hAnsi="Times New Roman" w:cs="Times New Roman" w:eastAsia="Times New Roman"/>
-                <w:sz w:val="16"/>
-                <w:vertAlign w:val="subscript"/>
-              </w:rPr>
-              <w:t>j</w:t>
-            </w:r>
-            <w:r>
-              <w:rPr>
-                <w:rFonts w:ascii="Times New Roman" w:hAnsi="Times New Roman" w:cs="Times New Roman" w:eastAsia="Times New Roman"/>
-                <w:sz w:val="16"/>
-              </w:rPr>
-              <w:t xml:space="preserve"> ∈ [0,1]</w:t>
-            </w:r>
+              <w:t xml:space="preserve">Relevance score of feature j, </w:t>
+            </w:r>
+            <m:oMath>
+              <m:sSub>
+                <m:e>
+                  <m:r>
+                    <w:rPr>
+                      <w:sz w:val="22"/>
+                      <w:szCs w:val="22"/>
+                    </w:rPr>
+                    <m:t xml:space="preserve">ρ</m:t>
+                  </m:r>
+                </m:e>
+                <m:sub>
+                  <m:r>
+                    <w:rPr>
+                      <w:sz w:val="22"/>
+                      <w:szCs w:val="22"/>
+                    </w:rPr>
+                    <m:t xml:space="preserve">j</m:t>
+                  </m:r>
+                </m:sub>
+              </m:sSub>
+              <m:r>
+                <w:rPr>
+                  <w:sz w:val="22"/>
+                  <w:szCs w:val="22"/>
+                </w:rPr>
+                <m:t xml:space="preserve"> ∈ [0,1]</m:t>
+              </m:r>
+            </m:oMath>
           </w:p>
         </w:tc>
       </w:tr>
@@ -11388,23 +11735,44 @@
                 <w:rFonts w:ascii="Times New Roman" w:hAnsi="Times New Roman" w:cs="Times New Roman" w:eastAsia="Times New Roman"/>
                 <w:sz w:val="16"/>
               </w:rPr>
-              <w:t>Preferred bit value for feature j, 1[ρ</w:t>
-            </w:r>
-            <w:r>
-              <w:rPr>
-                <w:rFonts w:ascii="Times New Roman" w:hAnsi="Times New Roman" w:cs="Times New Roman" w:eastAsia="Times New Roman"/>
-                <w:sz w:val="16"/>
-                <w:vertAlign w:val="subscript"/>
-              </w:rPr>
-              <w:t>j</w:t>
-            </w:r>
-            <w:r>
-              <w:rPr>
-                <w:rFonts w:ascii="Times New Roman" w:hAnsi="Times New Roman" w:cs="Times New Roman" w:eastAsia="Times New Roman"/>
-                <w:sz w:val="16"/>
-              </w:rPr>
-              <w:t xml:space="preserve"> &gt; 0.5]</w:t>
-            </w:r>
+              <w:t xml:space="preserve">Preferred bit value for feature j, </w:t>
+            </w:r>
+            <m:oMath>
+              <m:r>
+                <w:rPr>
+                  <w:sz w:val="22"/>
+                  <w:szCs w:val="22"/>
+                </w:rPr>
+                <m:t xml:space="preserve">1[</m:t>
+              </m:r>
+              <m:sSub>
+                <m:e>
+                  <m:r>
+                    <w:rPr>
+                      <w:sz w:val="22"/>
+                      <w:szCs w:val="22"/>
+                    </w:rPr>
+                    <m:t xml:space="preserve">ρ</m:t>
+                  </m:r>
+                </m:e>
+                <m:sub>
+                  <m:r>
+                    <w:rPr>
+                      <w:sz w:val="22"/>
+                      <w:szCs w:val="22"/>
+                    </w:rPr>
+                    <m:t xml:space="preserve">j</m:t>
+                  </m:r>
+                </m:sub>
+              </m:sSub>
+              <m:r>
+                <w:rPr>
+                  <w:sz w:val="22"/>
+                  <w:szCs w:val="22"/>
+                </w:rPr>
+                <m:t xml:space="preserve"> &gt; 0.5]</m:t>
+              </m:r>
+            </m:oMath>
           </w:p>
         </w:tc>
       </w:tr>
@@ -11448,38 +11816,64 @@
                 <w:rFonts w:ascii="Times New Roman" w:hAnsi="Times New Roman" w:cs="Times New Roman" w:eastAsia="Times New Roman"/>
                 <w:sz w:val="16"/>
               </w:rPr>
-              <w:t>Modulation strength, s</w:t>
-            </w:r>
-            <w:r>
-              <w:rPr>
-                <w:rFonts w:ascii="Times New Roman" w:hAnsi="Times New Roman" w:cs="Times New Roman" w:eastAsia="Times New Roman"/>
-                <w:sz w:val="16"/>
-                <w:vertAlign w:val="subscript"/>
-              </w:rPr>
-              <w:t>j</w:t>
-            </w:r>
-            <w:r>
-              <w:rPr>
-                <w:rFonts w:ascii="Times New Roman" w:hAnsi="Times New Roman" w:cs="Times New Roman" w:eastAsia="Times New Roman"/>
-                <w:sz w:val="16"/>
-              </w:rPr>
-              <w:t xml:space="preserve"> = 2|ρ</w:t>
-            </w:r>
-            <w:r>
-              <w:rPr>
-                <w:rFonts w:ascii="Times New Roman" w:hAnsi="Times New Roman" w:cs="Times New Roman" w:eastAsia="Times New Roman"/>
-                <w:sz w:val="16"/>
-                <w:vertAlign w:val="subscript"/>
-              </w:rPr>
-              <w:t>j</w:t>
-            </w:r>
-            <w:r>
-              <w:rPr>
-                <w:rFonts w:ascii="Times New Roman" w:hAnsi="Times New Roman" w:cs="Times New Roman" w:eastAsia="Times New Roman"/>
-                <w:sz w:val="16"/>
-              </w:rPr>
-              <w:t xml:space="preserve"> − 0.5| ∈ [0,1]</w:t>
-            </w:r>
+              <w:t xml:space="preserve">Modulation strength, </w:t>
+            </w:r>
+            <m:oMath>
+              <m:sSub>
+                <m:e>
+                  <m:r>
+                    <w:rPr>
+                      <w:sz w:val="22"/>
+                      <w:szCs w:val="22"/>
+                    </w:rPr>
+                    <m:t xml:space="preserve">s</m:t>
+                  </m:r>
+                </m:e>
+                <m:sub>
+                  <m:r>
+                    <w:rPr>
+                      <w:sz w:val="22"/>
+                      <w:szCs w:val="22"/>
+                    </w:rPr>
+                    <m:t xml:space="preserve">j</m:t>
+                  </m:r>
+                </m:sub>
+              </m:sSub>
+              <m:r>
+                <w:rPr>
+                  <w:sz w:val="22"/>
+                  <w:szCs w:val="22"/>
+                </w:rPr>
+                <m:t xml:space="preserve"> = 2|</m:t>
+              </m:r>
+              <m:sSub>
+                <m:e>
+                  <m:r>
+                    <w:rPr>
+                      <w:sz w:val="22"/>
+                      <w:szCs w:val="22"/>
+                    </w:rPr>
+                    <m:t xml:space="preserve">ρ</m:t>
+                  </m:r>
+                </m:e>
+                <m:sub>
+                  <m:r>
+                    <w:rPr>
+                      <w:sz w:val="22"/>
+                      <w:szCs w:val="22"/>
+                    </w:rPr>
+                    <m:t xml:space="preserve">j</m:t>
+                  </m:r>
+                </m:sub>
+              </m:sSub>
+              <m:r>
+                <w:rPr>
+                  <w:sz w:val="22"/>
+                  <w:szCs w:val="22"/>
+                </w:rPr>
+                <m:t xml:space="preserve"> − 0.5| ∈ [0,1]</m:t>
+              </m:r>
+            </m:oMath>
           </w:p>
         </w:tc>
       </w:tr>
@@ -11945,7 +12339,23 @@
                 <w:rFonts w:ascii="Times New Roman" w:hAnsi="Times New Roman" w:cs="Times New Roman" w:eastAsia="Times New Roman"/>
                 <w:sz w:val="16"/>
               </w:rPr>
-              <w:t>Total fitness-evaluation budget, pop_size × max_iter</w:t>
+              <w:t xml:space="preserve">Total fitness-evaluation budget, pop_size </w:t>
+            </w:r>
+            <m:oMath>
+              <m:r>
+                <w:rPr>
+                  <w:sz w:val="22"/>
+                  <w:szCs w:val="22"/>
+                </w:rPr>
+                <m:t xml:space="preserve">×</m:t>
+              </m:r>
+            </m:oMath>
+            <w:r>
+              <w:rPr>
+                <w:rFonts w:ascii="Times New Roman" w:hAnsi="Times New Roman" w:cs="Times New Roman" w:eastAsia="Times New Roman"/>
+                <w:sz w:val="16"/>
+              </w:rPr>
+              <w:t xml:space="preserve"> max_iter</w:t>
             </w:r>
           </w:p>
         </w:tc>
@@ -11992,7 +12402,23 @@
           <w:rFonts w:ascii="Times New Roman" w:hAnsi="Times New Roman" w:cs="Times New Roman" w:eastAsia="Times New Roman"/>
           <w:sz w:val="18"/>
         </w:rPr>
-        <w:t>Table 8 Notation used in Methods, compiled for reference. T_max (maximum iteration count, used in the SCSO sensitivity-range formula) and T(·) (the continuous-to-binary transfer function used throughout the washout subsection) are kept as distinct symbols to avoid the overloading that a single bare T would otherwise cause.</w:t>
+        <w:t xml:space="preserve">Table 8 Notation used in Methods, compiled for reference. T_max (maximum iteration count, used in the SCSO sensitivity-range formula) and </w:t>
+      </w:r>
+      <m:oMath>
+        <m:r>
+          <w:rPr>
+            <w:sz w:val="22"/>
+            <w:szCs w:val="22"/>
+          </w:rPr>
+          <m:t xml:space="preserve">T(·)</m:t>
+        </m:r>
+      </m:oMath>
+      <w:r>
+        <w:rPr>
+          <w:rFonts w:ascii="Times New Roman" w:hAnsi="Times New Roman" w:cs="Times New Roman" w:eastAsia="Times New Roman"/>
+          <w:sz w:val="18"/>
+        </w:rPr>
+        <w:t xml:space="preserve"> (the continuous-to-binary transfer function used throughout the washout subsection) are kept as distinct symbols to avoid the overloading that a single bare T would otherwise cause.</w:t>
       </w:r>
     </w:p>
     <w:p>
@@ -14112,7 +14538,58 @@
           <w:i w:val="0"/>
           <w:sz w:val="22"/>
         </w:rPr>
-        <w:t>where Acc(b) is the stratified 5-fold KNN accuracy (k = 5) computed on the selected features alone and λ is the cardinality weight (Table 10, later in this section, reports a sensitivity sweep over λ). Every baseline in this study optimizes this same objective with the same λ = 0.01. RG-SCSO is granted no structural advantage on subset size from the fitness function itself, so any parsimony gap reported below reflects the search mechanism, not a differently weighted objective. SCSO maintains a population of real-valued positions updated by its exploration and exploitation rules, both governed by the sensitivity range</w:t>
+        <w:t xml:space="preserve">where Acc(b) is the stratified 5-fold KNN accuracy (k = 5) computed on the selected features alone and </w:t>
+      </w:r>
+      <m:oMath>
+        <m:r>
+          <w:rPr>
+            <w:sz w:val="22"/>
+            <w:szCs w:val="22"/>
+          </w:rPr>
+          <m:t xml:space="preserve">λ</m:t>
+        </m:r>
+      </m:oMath>
+      <w:r>
+        <w:rPr>
+          <w:rFonts w:ascii="Times New Roman" w:hAnsi="Times New Roman" w:cs="Times New Roman" w:eastAsia="Times New Roman"/>
+          <w:i w:val="0"/>
+          <w:sz w:val="22"/>
+        </w:rPr>
+        <w:t xml:space="preserve"> is the cardinality weight (Table 10, later in this section, reports a sensitivity sweep over </w:t>
+      </w:r>
+      <m:oMath>
+        <m:r>
+          <w:rPr>
+            <w:sz w:val="22"/>
+            <w:szCs w:val="22"/>
+          </w:rPr>
+          <m:t xml:space="preserve">λ)</m:t>
+        </m:r>
+      </m:oMath>
+      <w:r>
+        <w:rPr>
+          <w:rFonts w:ascii="Times New Roman" w:hAnsi="Times New Roman" w:cs="Times New Roman" w:eastAsia="Times New Roman"/>
+          <w:i w:val="0"/>
+          <w:sz w:val="22"/>
+        </w:rPr>
+        <w:t xml:space="preserve">. Every baseline in this study optimizes this same objective with the same </w:t>
+      </w:r>
+      <m:oMath>
+        <m:r>
+          <w:rPr>
+            <w:sz w:val="22"/>
+            <w:szCs w:val="22"/>
+          </w:rPr>
+          <m:t xml:space="preserve">λ = 0.01</m:t>
+        </m:r>
+      </m:oMath>
+      <w:r>
+        <w:rPr>
+          <w:rFonts w:ascii="Times New Roman" w:hAnsi="Times New Roman" w:cs="Times New Roman" w:eastAsia="Times New Roman"/>
+          <w:i w:val="0"/>
+          <w:sz w:val="22"/>
+        </w:rPr>
+        <w:t>. RG-SCSO is granted no structural advantage on subset size from the fitness function itself, so any parsimony gap reported below reflects the search mechanism, not a differently weighted objective. SCSO maintains a population of real-valued positions updated by its exploration and exploitation rules, both governed by the sensitivity range</w:t>
       </w:r>
     </w:p>
     <w:p>
@@ -14247,7 +14724,24 @@
           <w:i w:val="0"/>
           <w:sz w:val="22"/>
         </w:rPr>
-        <w:t>Consider any binary-native optimizer that keeps a real-valued position and binarizes coordinate j through a transfer T: R → [0,1] that returns a selection-or-flip probability. A continuous-space enhancement can influence the retained subset only by perturbing a coordinate, x</w:t>
+        <w:t xml:space="preserve">Consider any binary-native optimizer that keeps a real-valued position and binarizes coordinate j through a transfer T: R </w:t>
+      </w:r>
+      <m:oMath>
+        <m:r>
+          <w:rPr>
+            <w:sz w:val="22"/>
+            <w:szCs w:val="22"/>
+          </w:rPr>
+          <m:t xml:space="preserve">→ [0,1]</m:t>
+        </m:r>
+      </m:oMath>
+      <w:r>
+        <w:rPr>
+          <w:rFonts w:ascii="Times New Roman" w:hAnsi="Times New Roman" w:cs="Times New Roman" w:eastAsia="Times New Roman"/>
+          <w:i w:val="0"/>
+          <w:sz w:val="22"/>
+        </w:rPr>
+        <w:t xml:space="preserve"> that returns a selection-or-flip probability. A continuous-space enhancement can influence the retained subset only by perturbing a coordinate, x</w:t>
       </w:r>
       <w:r>
         <w:rPr>
@@ -14264,92 +14758,165 @@
           <w:i w:val="0"/>
           <w:sz w:val="22"/>
         </w:rPr>
-        <w:t xml:space="preserve"> -&gt; x</w:t>
+        <w:t xml:space="preserve"> -&gt; </w:t>
       </w:r>
-      <w:r>
-        <w:rPr>
-          <w:rFonts w:ascii="Times New Roman" w:hAnsi="Times New Roman" w:cs="Times New Roman" w:eastAsia="Times New Roman"/>
-          <w:i w:val="0"/>
-          <w:sz w:val="22"/>
-          <w:vertAlign w:val="subscript"/>
-        </w:rPr>
-        <w:t>j</w:t>
-      </w:r>
+      <m:oMath>
+        <m:sSub>
+          <m:e>
+            <m:r>
+              <w:rPr>
+                <w:sz w:val="22"/>
+                <w:szCs w:val="22"/>
+              </w:rPr>
+              <m:t xml:space="preserve">x</m:t>
+            </m:r>
+          </m:e>
+          <m:sub>
+            <m:r>
+              <w:rPr>
+                <w:sz w:val="22"/>
+                <w:szCs w:val="22"/>
+              </w:rPr>
+              <m:t xml:space="preserve">j</m:t>
+            </m:r>
+          </m:sub>
+        </m:sSub>
+        <m:r>
+          <w:rPr>
+            <w:sz w:val="22"/>
+            <w:szCs w:val="22"/>
+          </w:rPr>
+          <m:t xml:space="preserve"> + </m:t>
+        </m:r>
+        <m:sSub>
+          <m:e>
+            <m:r>
+              <w:rPr>
+                <w:sz w:val="22"/>
+                <w:szCs w:val="22"/>
+              </w:rPr>
+              <m:t xml:space="preserve">δ</m:t>
+            </m:r>
+          </m:e>
+          <m:sub>
+            <m:r>
+              <w:rPr>
+                <w:sz w:val="22"/>
+                <w:szCs w:val="22"/>
+              </w:rPr>
+              <m:t xml:space="preserve">j</m:t>
+            </m:r>
+          </m:sub>
+        </m:sSub>
+      </m:oMath>
       <w:r>
         <w:rPr>
           <w:rFonts w:ascii="Times New Roman" w:hAnsi="Times New Roman" w:cs="Times New Roman" w:eastAsia="Times New Roman"/>
           <w:i w:val="0"/>
           <w:sz w:val="22"/>
         </w:rPr>
-        <w:t xml:space="preserve"> + δ</w:t>
+        <w:t xml:space="preserve">; its entire effect on the discrete decision is the induced change in probability </w:t>
       </w:r>
-      <w:r>
-        <w:rPr>
-          <w:rFonts w:ascii="Times New Roman" w:hAnsi="Times New Roman" w:cs="Times New Roman" w:eastAsia="Times New Roman"/>
-          <w:i w:val="0"/>
-          <w:sz w:val="22"/>
-          <w:vertAlign w:val="subscript"/>
-        </w:rPr>
-        <w:t>j</w:t>
-      </w:r>
+      <m:oMath>
+        <m:sSub>
+          <m:e>
+            <m:r>
+              <w:rPr>
+                <w:sz w:val="22"/>
+                <w:szCs w:val="22"/>
+              </w:rPr>
+              <m:t xml:space="preserve">Δ</m:t>
+            </m:r>
+          </m:e>
+          <m:sub>
+            <m:r>
+              <w:rPr>
+                <w:sz w:val="22"/>
+                <w:szCs w:val="22"/>
+              </w:rPr>
+              <m:t xml:space="preserve">j</m:t>
+            </m:r>
+          </m:sub>
+        </m:sSub>
+      </m:oMath>
       <w:r>
         <w:rPr>
           <w:rFonts w:ascii="Times New Roman" w:hAnsi="Times New Roman" w:cs="Times New Roman" w:eastAsia="Times New Roman"/>
           <w:i w:val="0"/>
           <w:sz w:val="22"/>
         </w:rPr>
-        <w:t>; its entire effect on the discrete decision is the induced change in probability Δ</w:t>
+        <w:t xml:space="preserve"> = </w:t>
       </w:r>
-      <w:r>
-        <w:rPr>
-          <w:rFonts w:ascii="Times New Roman" w:hAnsi="Times New Roman" w:cs="Times New Roman" w:eastAsia="Times New Roman"/>
-          <w:i w:val="0"/>
-          <w:sz w:val="22"/>
-          <w:vertAlign w:val="subscript"/>
-        </w:rPr>
-        <w:t>j</w:t>
-      </w:r>
+      <m:oMath>
+        <m:r>
+          <w:rPr>
+            <w:sz w:val="22"/>
+            <w:szCs w:val="22"/>
+          </w:rPr>
+          <m:t xml:space="preserve">T(</m:t>
+        </m:r>
+        <m:sSub>
+          <m:e>
+            <m:r>
+              <w:rPr>
+                <w:sz w:val="22"/>
+                <w:szCs w:val="22"/>
+              </w:rPr>
+              <m:t xml:space="preserve">x</m:t>
+            </m:r>
+          </m:e>
+          <m:sub>
+            <m:r>
+              <w:rPr>
+                <w:sz w:val="22"/>
+                <w:szCs w:val="22"/>
+              </w:rPr>
+              <m:t xml:space="preserve">j</m:t>
+            </m:r>
+          </m:sub>
+        </m:sSub>
+        <m:r>
+          <w:rPr>
+            <w:sz w:val="22"/>
+            <w:szCs w:val="22"/>
+          </w:rPr>
+          <m:t xml:space="preserve">+</m:t>
+        </m:r>
+        <m:sSub>
+          <m:e>
+            <m:r>
+              <w:rPr>
+                <w:sz w:val="22"/>
+                <w:szCs w:val="22"/>
+              </w:rPr>
+              <m:t xml:space="preserve">δ</m:t>
+            </m:r>
+          </m:e>
+          <m:sub>
+            <m:r>
+              <w:rPr>
+                <w:sz w:val="22"/>
+                <w:szCs w:val="22"/>
+              </w:rPr>
+              <m:t xml:space="preserve">j</m:t>
+            </m:r>
+          </m:sub>
+        </m:sSub>
+        <m:r>
+          <w:rPr>
+            <w:sz w:val="22"/>
+            <w:szCs w:val="22"/>
+          </w:rPr>
+          <m:t xml:space="preserve">)</m:t>
+        </m:r>
+      </m:oMath>
       <w:r>
         <w:rPr>
           <w:rFonts w:ascii="Times New Roman" w:hAnsi="Times New Roman" w:cs="Times New Roman" w:eastAsia="Times New Roman"/>
           <w:i w:val="0"/>
           <w:sz w:val="22"/>
         </w:rPr>
-        <w:t xml:space="preserve"> = T(x</w:t>
-      </w:r>
-      <w:r>
-        <w:rPr>
-          <w:rFonts w:ascii="Times New Roman" w:hAnsi="Times New Roman" w:cs="Times New Roman" w:eastAsia="Times New Roman"/>
-          <w:i w:val="0"/>
-          <w:sz w:val="22"/>
-          <w:vertAlign w:val="subscript"/>
-        </w:rPr>
-        <w:t>j</w:t>
-      </w:r>
-      <w:r>
-        <w:rPr>
-          <w:rFonts w:ascii="Times New Roman" w:hAnsi="Times New Roman" w:cs="Times New Roman" w:eastAsia="Times New Roman"/>
-          <w:i w:val="0"/>
-          <w:sz w:val="22"/>
-        </w:rPr>
-        <w:t>+δ</w:t>
-      </w:r>
-      <w:r>
-        <w:rPr>
-          <w:rFonts w:ascii="Times New Roman" w:hAnsi="Times New Roman" w:cs="Times New Roman" w:eastAsia="Times New Roman"/>
-          <w:i w:val="0"/>
-          <w:sz w:val="22"/>
-          <w:vertAlign w:val="subscript"/>
-        </w:rPr>
-        <w:t>j</w:t>
-      </w:r>
-      <w:r>
-        <w:rPr>
-          <w:rFonts w:ascii="Times New Roman" w:hAnsi="Times New Roman" w:cs="Times New Roman" w:eastAsia="Times New Roman"/>
-          <w:i w:val="0"/>
-          <w:sz w:val="22"/>
-        </w:rPr>
-        <w:t>) − T(x</w:t>
+        <w:t xml:space="preserve"> − T(x</w:t>
       </w:r>
       <w:r>
         <w:rPr>
@@ -14382,7 +14949,23 @@
           <w:rFonts w:ascii="Times New Roman" w:hAnsi="Times New Roman" w:cs="Times New Roman" w:eastAsia="Times New Roman"/>
           <w:i/>
         </w:rPr>
-        <w:t>Let T: R → [0,1] be Lipschitz and piecewise continuously differentiable. If a coordinate-space enhancement perturbs x</w:t>
+        <w:t xml:space="preserve">Let T: R </w:t>
+      </w:r>
+      <m:oMath>
+        <m:r>
+          <w:rPr>
+            <w:sz w:val="22"/>
+            <w:szCs w:val="22"/>
+          </w:rPr>
+          <m:t xml:space="preserve">→ [0,1]</m:t>
+        </m:r>
+      </m:oMath>
+      <w:r>
+        <w:rPr>
+          <w:rFonts w:ascii="Times New Roman" w:hAnsi="Times New Roman" w:cs="Times New Roman" w:eastAsia="Times New Roman"/>
+          <w:i/>
+        </w:rPr>
+        <w:t xml:space="preserve"> be Lipschitz and piecewise continuously differentiable. If a coordinate-space enhancement perturbs x</w:t>
       </w:r>
       <w:r>
         <w:rPr>
@@ -14397,16 +14980,30 @@
           <w:rFonts w:ascii="Times New Roman" w:hAnsi="Times New Roman" w:cs="Times New Roman" w:eastAsia="Times New Roman"/>
           <w:i/>
         </w:rPr>
-        <w:t xml:space="preserve"> by δ</w:t>
+        <w:t xml:space="preserve"> by </w:t>
       </w:r>
-      <w:r>
-        <w:rPr>
-          <w:rFonts w:ascii="Times New Roman" w:hAnsi="Times New Roman" w:cs="Times New Roman" w:eastAsia="Times New Roman"/>
-          <w:i/>
-          <w:vertAlign w:val="subscript"/>
-        </w:rPr>
-        <w:t>j</w:t>
-      </w:r>
+      <m:oMath>
+        <m:sSub>
+          <m:e>
+            <m:r>
+              <w:rPr>
+                <w:sz w:val="22"/>
+                <w:szCs w:val="22"/>
+              </w:rPr>
+              <m:t xml:space="preserve">δ</m:t>
+            </m:r>
+          </m:e>
+          <m:sub>
+            <m:r>
+              <w:rPr>
+                <w:sz w:val="22"/>
+                <w:szCs w:val="22"/>
+              </w:rPr>
+              <m:t xml:space="preserve">j</m:t>
+            </m:r>
+          </m:sub>
+        </m:sSub>
+      </m:oMath>
       <w:r>
         <w:rPr>
           <w:rFonts w:ascii="Times New Roman" w:hAnsi="Times New Roman" w:cs="Times New Roman" w:eastAsia="Times New Roman"/>
@@ -14501,7 +15098,51 @@
           <w:i/>
           <w:sz w:val="22"/>
         </w:rPr>
-        <w:t>where ‖T′‖∞ is the largest slope T attains between x</w:t>
+        <w:t xml:space="preserve">where </w:t>
+      </w:r>
+      <m:oMath>
+        <m:r>
+          <w:rPr>
+            <w:sz w:val="22"/>
+            <w:szCs w:val="22"/>
+          </w:rPr>
+          <m:t xml:space="preserve">‖</m:t>
+        </m:r>
+        <m:sSup>
+          <m:e>
+            <m:r>
+              <w:rPr>
+                <w:sz w:val="22"/>
+                <w:szCs w:val="22"/>
+              </w:rPr>
+              <m:t xml:space="preserve">T</m:t>
+            </m:r>
+          </m:e>
+          <m:sup>
+            <m:r>
+              <w:rPr>
+                <w:sz w:val="22"/>
+                <w:szCs w:val="22"/>
+              </w:rPr>
+              <m:t xml:space="preserve">′</m:t>
+            </m:r>
+          </m:sup>
+        </m:sSup>
+        <m:r>
+          <w:rPr>
+            <w:sz w:val="22"/>
+            <w:szCs w:val="22"/>
+          </w:rPr>
+          <m:t xml:space="preserve">‖∞</m:t>
+        </m:r>
+      </m:oMath>
+      <w:r>
+        <w:rPr>
+          <w:rFonts w:ascii="Times New Roman" w:hAnsi="Times New Roman" w:cs="Times New Roman" w:eastAsia="Times New Roman"/>
+          <w:i/>
+          <w:sz w:val="22"/>
+        </w:rPr>
+        <w:t xml:space="preserve"> is the largest slope T attains between x</w:t>
       </w:r>
       <w:r>
         <w:rPr>
@@ -14518,41 +15159,145 @@
           <w:i/>
           <w:sz w:val="22"/>
         </w:rPr>
-        <w:t xml:space="preserve"> and x</w:t>
+        <w:t xml:space="preserve"> and </w:t>
       </w:r>
-      <w:r>
-        <w:rPr>
-          <w:rFonts w:ascii="Times New Roman" w:hAnsi="Times New Roman" w:cs="Times New Roman" w:eastAsia="Times New Roman"/>
-          <w:i/>
-          <w:sz w:val="22"/>
-          <w:vertAlign w:val="subscript"/>
-        </w:rPr>
-        <w:t>j</w:t>
-      </w:r>
+      <m:oMath>
+        <m:sSub>
+          <m:e>
+            <m:r>
+              <w:rPr>
+                <w:sz w:val="22"/>
+                <w:szCs w:val="22"/>
+              </w:rPr>
+              <m:t xml:space="preserve">x</m:t>
+            </m:r>
+          </m:e>
+          <m:sub>
+            <m:r>
+              <w:rPr>
+                <w:sz w:val="22"/>
+                <w:szCs w:val="22"/>
+              </w:rPr>
+              <m:t xml:space="preserve">j</m:t>
+            </m:r>
+          </m:sub>
+        </m:sSub>
+        <m:r>
+          <w:rPr>
+            <w:sz w:val="22"/>
+            <w:szCs w:val="22"/>
+          </w:rPr>
+          <m:t xml:space="preserve">+</m:t>
+        </m:r>
+        <m:sSub>
+          <m:e>
+            <m:r>
+              <w:rPr>
+                <w:sz w:val="22"/>
+                <w:szCs w:val="22"/>
+              </w:rPr>
+              <m:t xml:space="preserve">δ</m:t>
+            </m:r>
+          </m:e>
+          <m:sub>
+            <m:r>
+              <w:rPr>
+                <w:sz w:val="22"/>
+                <w:szCs w:val="22"/>
+              </w:rPr>
+              <m:t xml:space="preserve">j</m:t>
+            </m:r>
+          </m:sub>
+        </m:sSub>
+      </m:oMath>
       <w:r>
         <w:rPr>
           <w:rFonts w:ascii="Times New Roman" w:hAnsi="Times New Roman" w:cs="Times New Roman" w:eastAsia="Times New Roman"/>
           <w:i/>
           <w:sz w:val="22"/>
         </w:rPr>
-        <w:t>+δ</w:t>
+        <w:t xml:space="preserve">. For the two standard transfers </w:t>
       </w:r>
-      <w:r>
-        <w:rPr>
-          <w:rFonts w:ascii="Times New Roman" w:hAnsi="Times New Roman" w:cs="Times New Roman" w:eastAsia="Times New Roman"/>
-          <w:i/>
-          <w:sz w:val="22"/>
-          <w:vertAlign w:val="subscript"/>
-        </w:rPr>
-        <w:t>j</w:t>
-      </w:r>
+      <m:oMath>
+        <m:r>
+          <w:rPr>
+            <w:sz w:val="22"/>
+            <w:szCs w:val="22"/>
+          </w:rPr>
+          <m:t xml:space="preserve">‖</m:t>
+        </m:r>
+        <m:sSup>
+          <m:e>
+            <m:r>
+              <w:rPr>
+                <w:sz w:val="22"/>
+                <w:szCs w:val="22"/>
+              </w:rPr>
+              <m:t xml:space="preserve">σ</m:t>
+            </m:r>
+          </m:e>
+          <m:sup>
+            <m:r>
+              <w:rPr>
+                <w:sz w:val="22"/>
+                <w:szCs w:val="22"/>
+              </w:rPr>
+              <m:t xml:space="preserve">′</m:t>
+            </m:r>
+          </m:sup>
+        </m:sSup>
+        <m:r>
+          <w:rPr>
+            <w:sz w:val="22"/>
+            <w:szCs w:val="22"/>
+          </w:rPr>
+          <m:t xml:space="preserve">‖∞ = 1/4</m:t>
+        </m:r>
+      </m:oMath>
       <w:r>
         <w:rPr>
           <w:rFonts w:ascii="Times New Roman" w:hAnsi="Times New Roman" w:cs="Times New Roman" w:eastAsia="Times New Roman"/>
           <w:i/>
           <w:sz w:val="22"/>
         </w:rPr>
-        <w:t>. For the two standard transfers ‖σ′‖∞ = 1/4 and ‖|tanh|′‖∞ = 1, and each slope decays away from the origin,</w:t>
+        <w:t xml:space="preserve"> and ‖|tanh</w:t>
+      </w:r>
+      <m:oMath>
+        <m:sSup>
+          <m:e>
+            <m:r>
+              <w:rPr>
+                <w:sz w:val="22"/>
+                <w:szCs w:val="22"/>
+              </w:rPr>
+              <m:t xml:space="preserve">|</m:t>
+            </m:r>
+          </m:e>
+          <m:sup>
+            <m:r>
+              <w:rPr>
+                <w:sz w:val="22"/>
+                <w:szCs w:val="22"/>
+              </w:rPr>
+              <m:t xml:space="preserve">′</m:t>
+            </m:r>
+          </m:sup>
+        </m:sSup>
+        <m:r>
+          <w:rPr>
+            <w:sz w:val="22"/>
+            <w:szCs w:val="22"/>
+          </w:rPr>
+          <m:t xml:space="preserve">‖∞ = 1</m:t>
+        </m:r>
+      </m:oMath>
+      <w:r>
+        <w:rPr>
+          <w:rFonts w:ascii="Times New Roman" w:hAnsi="Times New Roman" w:cs="Times New Roman" w:eastAsia="Times New Roman"/>
+          <w:i/>
+          <w:sz w:val="22"/>
+        </w:rPr>
+        <w:t>, and each slope decays away from the origin,</w:t>
       </w:r>
     </w:p>
     <w:p>
@@ -14650,41 +15395,122 @@
           <w:i/>
           <w:sz w:val="22"/>
         </w:rPr>
-        <w:t>in a flat region, where ‖T′‖∞ ≤ ε, the leverage collapses to |Δ</w:t>
+        <w:t xml:space="preserve">in a flat region, where </w:t>
       </w:r>
-      <w:r>
-        <w:rPr>
-          <w:rFonts w:ascii="Times New Roman" w:hAnsi="Times New Roman" w:cs="Times New Roman" w:eastAsia="Times New Roman"/>
-          <w:i/>
-          <w:sz w:val="22"/>
-          <w:vertAlign w:val="subscript"/>
-        </w:rPr>
-        <w:t>j</w:t>
-      </w:r>
+      <m:oMath>
+        <m:r>
+          <w:rPr>
+            <w:sz w:val="22"/>
+            <w:szCs w:val="22"/>
+          </w:rPr>
+          <m:t xml:space="preserve">‖</m:t>
+        </m:r>
+        <m:sSup>
+          <m:e>
+            <m:r>
+              <w:rPr>
+                <w:sz w:val="22"/>
+                <w:szCs w:val="22"/>
+              </w:rPr>
+              <m:t xml:space="preserve">T</m:t>
+            </m:r>
+          </m:e>
+          <m:sup>
+            <m:r>
+              <w:rPr>
+                <w:sz w:val="22"/>
+                <w:szCs w:val="22"/>
+              </w:rPr>
+              <m:t xml:space="preserve">′</m:t>
+            </m:r>
+          </m:sup>
+        </m:sSup>
+        <m:r>
+          <w:rPr>
+            <w:sz w:val="22"/>
+            <w:szCs w:val="22"/>
+          </w:rPr>
+          <m:t xml:space="preserve">‖∞ ≤ ε</m:t>
+        </m:r>
+      </m:oMath>
       <w:r>
         <w:rPr>
           <w:rFonts w:ascii="Times New Roman" w:hAnsi="Times New Roman" w:cs="Times New Roman" w:eastAsia="Times New Roman"/>
           <w:i/>
           <w:sz w:val="22"/>
         </w:rPr>
-        <w:t>| ≤ ε·|δ</w:t>
+        <w:t xml:space="preserve">, the leverage collapses to </w:t>
       </w:r>
-      <w:r>
-        <w:rPr>
-          <w:rFonts w:ascii="Times New Roman" w:hAnsi="Times New Roman" w:cs="Times New Roman" w:eastAsia="Times New Roman"/>
-          <w:i/>
-          <w:sz w:val="22"/>
-          <w:vertAlign w:val="subscript"/>
-        </w:rPr>
-        <w:t>j</w:t>
-      </w:r>
+      <m:oMath>
+        <m:r>
+          <w:rPr>
+            <w:sz w:val="22"/>
+            <w:szCs w:val="22"/>
+          </w:rPr>
+          <m:t xml:space="preserve">|</m:t>
+        </m:r>
+        <m:sSub>
+          <m:e>
+            <m:r>
+              <w:rPr>
+                <w:sz w:val="22"/>
+                <w:szCs w:val="22"/>
+              </w:rPr>
+              <m:t xml:space="preserve">Δ</m:t>
+            </m:r>
+          </m:e>
+          <m:sub>
+            <m:r>
+              <w:rPr>
+                <w:sz w:val="22"/>
+                <w:szCs w:val="22"/>
+              </w:rPr>
+              <m:t xml:space="preserve">j</m:t>
+            </m:r>
+          </m:sub>
+        </m:sSub>
+        <m:r>
+          <w:rPr>
+            <w:sz w:val="22"/>
+            <w:szCs w:val="22"/>
+          </w:rPr>
+          <m:t xml:space="preserve">| ≤ ε·|</m:t>
+        </m:r>
+        <m:sSub>
+          <m:e>
+            <m:r>
+              <w:rPr>
+                <w:sz w:val="22"/>
+                <w:szCs w:val="22"/>
+              </w:rPr>
+              <m:t xml:space="preserve">δ</m:t>
+            </m:r>
+          </m:e>
+          <m:sub>
+            <m:r>
+              <w:rPr>
+                <w:sz w:val="22"/>
+                <w:szCs w:val="22"/>
+              </w:rPr>
+              <m:t xml:space="preserve">j</m:t>
+            </m:r>
+          </m:sub>
+        </m:sSub>
+        <m:r>
+          <w:rPr>
+            <w:sz w:val="22"/>
+            <w:szCs w:val="22"/>
+          </w:rPr>
+          <m:t xml:space="preserve">|</m:t>
+        </m:r>
+      </m:oMath>
       <w:r>
         <w:rPr>
           <w:rFonts w:ascii="Times New Roman" w:hAnsi="Times New Roman" w:cs="Times New Roman" w:eastAsia="Times New Roman"/>
           <w:i/>
           <w:sz w:val="22"/>
         </w:rPr>
-        <w:t>| (proof in the Supplementary Information PDF distributed with this submission).</w:t>
+        <w:t xml:space="preserve"> (proof in the Supplementary Information PDF distributed with this submission).</w:t>
       </w:r>
     </w:p>
     <w:p>
@@ -14750,7 +15576,39 @@
           <w:rFonts w:ascii="Times New Roman" w:hAnsi="Times New Roman" w:cs="Times New Roman" w:eastAsia="Times New Roman"/>
           <w:sz w:val="17"/>
         </w:rPr>
-        <w:t>Fig. 10. Illustration of Lemma 1. Left: the two standard transfers, S-shaped (sigmoid) and V-shaped (|tanh|). Right: the induced leverage |T(x+δ)−T(x)| for a fixed perturbation δ=0.2, plotted against the coordinate x. Both transfers saturate away from the origin (shaded region), where leverage falls toward zero regardless of which optimizer produced the perturbation; V-shaped attains a higher peak leverage near the origin but saturates over a narrower range than S-shaped. RG-SCSO's flip-probability modulation bypasses this transfer entirely (Remark below), so its leverage does not collapse in the shaded region.</w:t>
+        <w:t xml:space="preserve">Fig. 10. Illustration of Lemma 1. Left: the two standard transfers, S-shaped (sigmoid) and V-shaped (|tanh|). Right: the induced leverage </w:t>
+      </w:r>
+      <m:oMath>
+        <m:r>
+          <w:rPr>
+            <w:sz w:val="22"/>
+            <w:szCs w:val="22"/>
+          </w:rPr>
+          <m:t xml:space="preserve">|T(x+δ)−T(x)|</m:t>
+        </m:r>
+      </m:oMath>
+      <w:r>
+        <w:rPr>
+          <w:rFonts w:ascii="Times New Roman" w:hAnsi="Times New Roman" w:cs="Times New Roman" w:eastAsia="Times New Roman"/>
+          <w:sz w:val="17"/>
+        </w:rPr>
+        <w:t xml:space="preserve"> for a fixed perturbation </w:t>
+      </w:r>
+      <m:oMath>
+        <m:r>
+          <w:rPr>
+            <w:sz w:val="22"/>
+            <w:szCs w:val="22"/>
+          </w:rPr>
+          <m:t xml:space="preserve">δ=0.2</m:t>
+        </m:r>
+      </m:oMath>
+      <w:r>
+        <w:rPr>
+          <w:rFonts w:ascii="Times New Roman" w:hAnsi="Times New Roman" w:cs="Times New Roman" w:eastAsia="Times New Roman"/>
+          <w:sz w:val="17"/>
+        </w:rPr>
+        <w:t xml:space="preserve">, plotted against the coordinate x. Both transfers saturate away from the origin (shaded region), where leverage falls toward zero regardless of which optimizer produced the perturbation; V-shaped attains a higher peak leverage near the origin but saturates over a narrower range than S-shaped. RG-SCSO's flip-probability modulation bypasses this transfer entirely (Remark below), so its leverage does not collapse in the shaded region.</w:t>
       </w:r>
     </w:p>
     <w:p>
@@ -14850,7 +15708,111 @@
         <w:rPr>
           <w:rFonts w:ascii="Times New Roman" w:hAnsi="Times New Roman" w:cs="Times New Roman" w:eastAsia="Times New Roman"/>
         </w:rPr>
-        <w:t>This exemption has one boundary case worth flagging: it holds where the clip in Eq. (2) is inactive. If V(xⱼ)(1+γσⱼsⱼ) already falls outside [0,1], the clip absorbs the modulation and pⱼ saturates regardless of γ, so RG-SCSO is not immune to washout at that extreme. It is immune only to the slope-driven collapse that constrains the base transfer everywhere short of it.</w:t>
+        <w:t xml:space="preserve">This exemption has one boundary case worth flagging: it holds where the clip in Eq. (2) is inactive. If </w:t>
+      </w:r>
+      <m:oMath>
+        <m:r>
+          <w:rPr>
+            <w:sz w:val="22"/>
+            <w:szCs w:val="22"/>
+          </w:rPr>
+          <m:t xml:space="preserve">V(</m:t>
+        </m:r>
+        <m:sSub>
+          <m:e>
+            <m:r>
+              <w:rPr>
+                <w:sz w:val="22"/>
+                <w:szCs w:val="22"/>
+              </w:rPr>
+              <m:t xml:space="preserve">x</m:t>
+            </m:r>
+          </m:e>
+          <m:sub>
+            <m:r>
+              <w:rPr>
+                <w:sz w:val="22"/>
+                <w:szCs w:val="22"/>
+              </w:rPr>
+              <m:t xml:space="preserve">j</m:t>
+            </m:r>
+          </m:sub>
+        </m:sSub>
+        <m:r>
+          <w:rPr>
+            <w:sz w:val="22"/>
+            <w:szCs w:val="22"/>
+          </w:rPr>
+          <m:t xml:space="preserve">)(1+γ</m:t>
+        </m:r>
+        <m:sSub>
+          <m:e>
+            <m:r>
+              <w:rPr>
+                <w:sz w:val="22"/>
+                <w:szCs w:val="22"/>
+              </w:rPr>
+              <m:t xml:space="preserve">σ</m:t>
+            </m:r>
+          </m:e>
+          <m:sub>
+            <m:r>
+              <w:rPr>
+                <w:sz w:val="22"/>
+                <w:szCs w:val="22"/>
+              </w:rPr>
+              <m:t xml:space="preserve">j</m:t>
+            </m:r>
+          </m:sub>
+        </m:sSub>
+        <m:sSub>
+          <m:e>
+            <m:r>
+              <w:rPr>
+                <w:sz w:val="22"/>
+                <w:szCs w:val="22"/>
+              </w:rPr>
+              <m:t xml:space="preserve">s</m:t>
+            </m:r>
+          </m:e>
+          <m:sub>
+            <m:r>
+              <w:rPr>
+                <w:sz w:val="22"/>
+                <w:szCs w:val="22"/>
+              </w:rPr>
+              <m:t xml:space="preserve">j</m:t>
+            </m:r>
+          </m:sub>
+        </m:sSub>
+        <m:r>
+          <w:rPr>
+            <w:sz w:val="22"/>
+            <w:szCs w:val="22"/>
+          </w:rPr>
+          <m:t xml:space="preserve">)</m:t>
+        </m:r>
+      </m:oMath>
+      <w:r>
+        <w:rPr>
+          <w:rFonts w:ascii="Times New Roman" w:hAnsi="Times New Roman" w:cs="Times New Roman" w:eastAsia="Times New Roman"/>
+        </w:rPr>
+        <w:t xml:space="preserve"> already falls outside [0,1], the clip absorbs the modulation and pⱼ saturates regardless of </w:t>
+      </w:r>
+      <m:oMath>
+        <m:r>
+          <w:rPr>
+            <w:sz w:val="22"/>
+            <w:szCs w:val="22"/>
+          </w:rPr>
+          <m:t xml:space="preserve">γ</m:t>
+        </m:r>
+      </m:oMath>
+      <w:r>
+        <w:rPr>
+          <w:rFonts w:ascii="Times New Roman" w:hAnsi="Times New Roman" w:cs="Times New Roman" w:eastAsia="Times New Roman"/>
+        </w:rPr>
+        <w:t xml:space="preserve">, so RG-SCSO is not immune to washout at that extreme. It is immune only to the slope-driven collapse that constrains the base transfer everywhere short of it.</w:t>
       </w:r>
     </w:p>
     <w:p>
@@ -15029,16 +15991,30 @@
           <w:rFonts w:ascii="Times New Roman" w:hAnsi="Times New Roman" w:cs="Times New Roman" w:eastAsia="Times New Roman"/>
           <w:i/>
         </w:rPr>
-        <w:t>Lemma 1's bound on Δ</w:t>
+        <w:t xml:space="preserve">Lemma 1's bound on </w:t>
       </w:r>
-      <w:r>
-        <w:rPr>
-          <w:rFonts w:ascii="Times New Roman" w:hAnsi="Times New Roman" w:cs="Times New Roman" w:eastAsia="Times New Roman"/>
-          <w:i/>
-          <w:vertAlign w:val="subscript"/>
-        </w:rPr>
-        <w:t>j</w:t>
-      </w:r>
+      <m:oMath>
+        <m:sSub>
+          <m:e>
+            <m:r>
+              <w:rPr>
+                <w:sz w:val="22"/>
+                <w:szCs w:val="22"/>
+              </w:rPr>
+              <m:t xml:space="preserve">Δ</m:t>
+            </m:r>
+          </m:e>
+          <m:sub>
+            <m:r>
+              <w:rPr>
+                <w:sz w:val="22"/>
+                <w:szCs w:val="22"/>
+              </w:rPr>
+              <m:t xml:space="preserve">j</m:t>
+            </m:r>
+          </m:sub>
+        </m:sSub>
+      </m:oMath>
       <w:r>
         <w:rPr>
           <w:rFonts w:ascii="Times New Roman" w:hAnsi="Times New Roman" w:cs="Times New Roman" w:eastAsia="Times New Roman"/>
@@ -15157,22 +16133,95 @@
           <w:rFonts w:ascii="Times New Roman" w:hAnsi="Times New Roman" w:cs="Times New Roman" w:eastAsia="Times New Roman"/>
           <w:i/>
         </w:rPr>
-        <w:t>Moreover, if a coordinate's trajectory and a δ-perturbed twin trajectory differ by δ</w:t>
+        <w:t xml:space="preserve">Moreover, if a coordinate's trajectory and a </w:t>
       </w:r>
-      <w:r>
-        <w:rPr>
-          <w:rFonts w:ascii="Times New Roman" w:hAnsi="Times New Roman" w:cs="Times New Roman" w:eastAsia="Times New Roman"/>
-          <w:i/>
-          <w:vertAlign w:val="subscript"/>
-        </w:rPr>
-        <w:t>j</w:t>
-      </w:r>
+      <m:oMath>
+        <m:r>
+          <w:rPr>
+            <w:sz w:val="22"/>
+            <w:szCs w:val="22"/>
+          </w:rPr>
+          <m:t xml:space="preserve">δ</m:t>
+        </m:r>
+      </m:oMath>
       <w:r>
         <w:rPr>
           <w:rFonts w:ascii="Times New Roman" w:hAnsi="Times New Roman" w:cs="Times New Roman" w:eastAsia="Times New Roman"/>
           <w:i/>
         </w:rPr>
-        <w:t>(t) at each of N successive iterations, and T′≤ε throughout (the flat, saturated regime), linearity of expectation applied to the one-step bound gives a cumulative bound on the expected number of bit flips accumulated over the N steps,</w:t>
+        <w:t xml:space="preserve">-perturbed twin trajectory differ by </w:t>
+      </w:r>
+      <m:oMath>
+        <m:sSub>
+          <m:e>
+            <m:r>
+              <w:rPr>
+                <w:sz w:val="22"/>
+                <w:szCs w:val="22"/>
+              </w:rPr>
+              <m:t xml:space="preserve">δ</m:t>
+            </m:r>
+          </m:e>
+          <m:sub>
+            <m:r>
+              <w:rPr>
+                <w:sz w:val="22"/>
+                <w:szCs w:val="22"/>
+              </w:rPr>
+              <m:t xml:space="preserve">j</m:t>
+            </m:r>
+          </m:sub>
+        </m:sSub>
+        <m:r>
+          <w:rPr>
+            <w:sz w:val="22"/>
+            <w:szCs w:val="22"/>
+          </w:rPr>
+          <m:t xml:space="preserve">(t)</m:t>
+        </m:r>
+      </m:oMath>
+      <w:r>
+        <w:rPr>
+          <w:rFonts w:ascii="Times New Roman" w:hAnsi="Times New Roman" w:cs="Times New Roman" w:eastAsia="Times New Roman"/>
+          <w:i/>
+        </w:rPr>
+        <w:t xml:space="preserve"> at each of N successive iterations, and </w:t>
+      </w:r>
+      <m:oMath>
+        <m:sSup>
+          <m:e>
+            <m:r>
+              <w:rPr>
+                <w:sz w:val="22"/>
+                <w:szCs w:val="22"/>
+              </w:rPr>
+              <m:t xml:space="preserve">T</m:t>
+            </m:r>
+          </m:e>
+          <m:sup>
+            <m:r>
+              <w:rPr>
+                <w:sz w:val="22"/>
+                <w:szCs w:val="22"/>
+              </w:rPr>
+              <m:t xml:space="preserve">′</m:t>
+            </m:r>
+          </m:sup>
+        </m:sSup>
+        <m:r>
+          <w:rPr>
+            <w:sz w:val="22"/>
+            <w:szCs w:val="22"/>
+          </w:rPr>
+          <m:t xml:space="preserve">≤ε</m:t>
+        </m:r>
+      </m:oMath>
+      <w:r>
+        <w:rPr>
+          <w:rFonts w:ascii="Times New Roman" w:hAnsi="Times New Roman" w:cs="Times New Roman" w:eastAsia="Times New Roman"/>
+          <w:i/>
+        </w:rPr>
+        <w:t xml:space="preserve"> throughout (the flat, saturated regime), linearity of expectation applied to the one-step bound gives a cumulative bound on the expected number of bit flips accumulated over the N steps,</w:t>
       </w:r>
     </w:p>
     <w:p>
@@ -15376,17 +16425,30 @@
           <w:i w:val="0"/>
           <w:sz w:val="22"/>
         </w:rPr>
-        <w:t>)|. With relevance ρ</w:t>
+        <w:t xml:space="preserve">)|. With relevance </w:t>
       </w:r>
-      <w:r>
-        <w:rPr>
-          <w:rFonts w:ascii="Times New Roman" w:hAnsi="Times New Roman" w:cs="Times New Roman" w:eastAsia="Times New Roman"/>
-          <w:i w:val="0"/>
-          <w:sz w:val="22"/>
-          <w:vertAlign w:val="subscript"/>
-        </w:rPr>
-        <w:t>j</w:t>
-      </w:r>
+      <m:oMath>
+        <m:sSub>
+          <m:e>
+            <m:r>
+              <w:rPr>
+                <w:sz w:val="22"/>
+                <w:szCs w:val="22"/>
+              </w:rPr>
+              <m:t xml:space="preserve">ρ</m:t>
+            </m:r>
+          </m:e>
+          <m:sub>
+            <m:r>
+              <w:rPr>
+                <w:sz w:val="22"/>
+                <w:szCs w:val="22"/>
+              </w:rPr>
+              <m:t xml:space="preserve">j</m:t>
+            </m:r>
+          </m:sub>
+        </m:sSub>
+      </m:oMath>
       <w:r>
         <w:rPr>
           <w:rFonts w:ascii="Times New Roman" w:hAnsi="Times New Roman" w:cs="Times New Roman" w:eastAsia="Times New Roman"/>
@@ -15410,58 +16472,108 @@
           <w:i w:val="0"/>
           <w:sz w:val="22"/>
         </w:rPr>
-        <w:t xml:space="preserve"> = 1 if ρ</w:t>
+        <w:t xml:space="preserve"> = 1 if </w:t>
       </w:r>
-      <w:r>
-        <w:rPr>
-          <w:rFonts w:ascii="Times New Roman" w:hAnsi="Times New Roman" w:cs="Times New Roman" w:eastAsia="Times New Roman"/>
-          <w:i w:val="0"/>
-          <w:sz w:val="22"/>
-          <w:vertAlign w:val="subscript"/>
-        </w:rPr>
-        <w:t>j</w:t>
-      </w:r>
+      <m:oMath>
+        <m:sSub>
+          <m:e>
+            <m:r>
+              <w:rPr>
+                <w:sz w:val="22"/>
+                <w:szCs w:val="22"/>
+              </w:rPr>
+              <m:t xml:space="preserve">ρ</m:t>
+            </m:r>
+          </m:e>
+          <m:sub>
+            <m:r>
+              <w:rPr>
+                <w:sz w:val="22"/>
+                <w:szCs w:val="22"/>
+              </w:rPr>
+              <m:t xml:space="preserve">j</m:t>
+            </m:r>
+          </m:sub>
+        </m:sSub>
+        <m:r>
+          <w:rPr>
+            <w:sz w:val="22"/>
+            <w:szCs w:val="22"/>
+          </w:rPr>
+          <m:t xml:space="preserve"> &gt; 0.5</m:t>
+        </m:r>
+      </m:oMath>
       <w:r>
         <w:rPr>
           <w:rFonts w:ascii="Times New Roman" w:hAnsi="Times New Roman" w:cs="Times New Roman" w:eastAsia="Times New Roman"/>
           <w:i w:val="0"/>
           <w:sz w:val="22"/>
         </w:rPr>
-        <w:t xml:space="preserve"> &gt; 0.5 else 0, and strength s</w:t>
+        <w:t xml:space="preserve"> else 0, and strength </w:t>
       </w:r>
-      <w:r>
-        <w:rPr>
-          <w:rFonts w:ascii="Times New Roman" w:hAnsi="Times New Roman" w:cs="Times New Roman" w:eastAsia="Times New Roman"/>
-          <w:i w:val="0"/>
-          <w:sz w:val="22"/>
-          <w:vertAlign w:val="subscript"/>
-        </w:rPr>
-        <w:t>j</w:t>
-      </w:r>
+      <m:oMath>
+        <m:sSub>
+          <m:e>
+            <m:r>
+              <w:rPr>
+                <w:sz w:val="22"/>
+                <w:szCs w:val="22"/>
+              </w:rPr>
+              <m:t xml:space="preserve">s</m:t>
+            </m:r>
+          </m:e>
+          <m:sub>
+            <m:r>
+              <w:rPr>
+                <w:sz w:val="22"/>
+                <w:szCs w:val="22"/>
+              </w:rPr>
+              <m:t xml:space="preserve">j</m:t>
+            </m:r>
+          </m:sub>
+        </m:sSub>
+        <m:r>
+          <w:rPr>
+            <w:sz w:val="22"/>
+            <w:szCs w:val="22"/>
+          </w:rPr>
+          <m:t xml:space="preserve"> = 2|</m:t>
+        </m:r>
+        <m:sSub>
+          <m:e>
+            <m:r>
+              <w:rPr>
+                <w:sz w:val="22"/>
+                <w:szCs w:val="22"/>
+              </w:rPr>
+              <m:t xml:space="preserve">ρ</m:t>
+            </m:r>
+          </m:e>
+          <m:sub>
+            <m:r>
+              <w:rPr>
+                <w:sz w:val="22"/>
+                <w:szCs w:val="22"/>
+              </w:rPr>
+              <m:t xml:space="preserve">j</m:t>
+            </m:r>
+          </m:sub>
+        </m:sSub>
+        <m:r>
+          <w:rPr>
+            <w:sz w:val="22"/>
+            <w:szCs w:val="22"/>
+          </w:rPr>
+          <m:t xml:space="preserve"> − 0.5|</m:t>
+        </m:r>
+      </m:oMath>
       <w:r>
         <w:rPr>
           <w:rFonts w:ascii="Times New Roman" w:hAnsi="Times New Roman" w:cs="Times New Roman" w:eastAsia="Times New Roman"/>
           <w:i w:val="0"/>
           <w:sz w:val="22"/>
         </w:rPr>
-        <w:t xml:space="preserve"> = 2|ρ</w:t>
-      </w:r>
-      <w:r>
-        <w:rPr>
-          <w:rFonts w:ascii="Times New Roman" w:hAnsi="Times New Roman" w:cs="Times New Roman" w:eastAsia="Times New Roman"/>
-          <w:i w:val="0"/>
-          <w:sz w:val="22"/>
-          <w:vertAlign w:val="subscript"/>
-        </w:rPr>
-        <w:t>j</w:t>
-      </w:r>
-      <w:r>
-        <w:rPr>
-          <w:rFonts w:ascii="Times New Roman" w:hAnsi="Times New Roman" w:cs="Times New Roman" w:eastAsia="Times New Roman"/>
-          <w:i w:val="0"/>
-          <w:sz w:val="22"/>
-        </w:rPr>
-        <w:t xml:space="preserve"> − 0.5| in [0,1], the flip probability is biased toward b*</w:t>
+        <w:t xml:space="preserve"> in [0,1], the flip probability is biased toward b*</w:t>
       </w:r>
       <w:r>
         <w:rPr>
@@ -15591,7 +16703,44 @@
           <w:i w:val="0"/>
           <w:sz w:val="22"/>
         </w:rPr>
-        <w:t>where σ</w:t>
+        <w:t xml:space="preserve">where </w:t>
+      </w:r>
+      <m:oMath>
+        <m:sSub>
+          <m:e>
+            <m:r>
+              <w:rPr>
+                <w:sz w:val="22"/>
+                <w:szCs w:val="22"/>
+              </w:rPr>
+              <m:t xml:space="preserve">σ</m:t>
+            </m:r>
+          </m:e>
+          <m:sub>
+            <m:r>
+              <w:rPr>
+                <w:sz w:val="22"/>
+                <w:szCs w:val="22"/>
+              </w:rPr>
+              <m:t xml:space="preserve">j</m:t>
+            </m:r>
+          </m:sub>
+        </m:sSub>
+        <m:r>
+          <w:rPr>
+            <w:sz w:val="22"/>
+            <w:szCs w:val="22"/>
+          </w:rPr>
+          <m:t xml:space="preserve"> = +1</m:t>
+        </m:r>
+      </m:oMath>
+      <w:r>
+        <w:rPr>
+          <w:rFonts w:ascii="Times New Roman" w:hAnsi="Times New Roman" w:cs="Times New Roman" w:eastAsia="Times New Roman"/>
+          <w:i w:val="0"/>
+          <w:sz w:val="22"/>
+        </w:rPr>
+        <w:t xml:space="preserve"> if the flip moves bit j toward b*</w:t>
       </w:r>
       <w:r>
         <w:rPr>
@@ -15608,51 +16757,84 @@
           <w:i w:val="0"/>
           <w:sz w:val="22"/>
         </w:rPr>
-        <w:t xml:space="preserve"> = +1 if the flip moves bit j toward b*</w:t>
+        <w:t xml:space="preserve"> and </w:t>
       </w:r>
-      <w:r>
-        <w:rPr>
-          <w:rFonts w:ascii="Times New Roman" w:hAnsi="Times New Roman" w:cs="Times New Roman" w:eastAsia="Times New Roman"/>
-          <w:i w:val="0"/>
-          <w:sz w:val="22"/>
-          <w:vertAlign w:val="subscript"/>
-        </w:rPr>
-        <w:t>j</w:t>
-      </w:r>
+      <m:oMath>
+        <m:sSub>
+          <m:e>
+            <m:r>
+              <w:rPr>
+                <w:sz w:val="22"/>
+                <w:szCs w:val="22"/>
+              </w:rPr>
+              <m:t xml:space="preserve">σ</m:t>
+            </m:r>
+          </m:e>
+          <m:sub>
+            <m:r>
+              <w:rPr>
+                <w:sz w:val="22"/>
+                <w:szCs w:val="22"/>
+              </w:rPr>
+              <m:t xml:space="preserve">j</m:t>
+            </m:r>
+          </m:sub>
+        </m:sSub>
+        <m:r>
+          <w:rPr>
+            <w:sz w:val="22"/>
+            <w:szCs w:val="22"/>
+          </w:rPr>
+          <m:t xml:space="preserve"> = −1</m:t>
+        </m:r>
+      </m:oMath>
       <w:r>
         <w:rPr>
           <w:rFonts w:ascii="Times New Roman" w:hAnsi="Times New Roman" w:cs="Times New Roman" w:eastAsia="Times New Roman"/>
           <w:i w:val="0"/>
           <w:sz w:val="22"/>
         </w:rPr>
-        <w:t xml:space="preserve"> and σ</w:t>
+        <w:t xml:space="preserve"> otherwise. Setting </w:t>
       </w:r>
-      <w:r>
-        <w:rPr>
-          <w:rFonts w:ascii="Times New Roman" w:hAnsi="Times New Roman" w:cs="Times New Roman" w:eastAsia="Times New Roman"/>
-          <w:i w:val="0"/>
-          <w:sz w:val="22"/>
-          <w:vertAlign w:val="subscript"/>
-        </w:rPr>
-        <w:t>j</w:t>
-      </w:r>
+      <m:oMath>
+        <m:r>
+          <w:rPr>
+            <w:sz w:val="22"/>
+            <w:szCs w:val="22"/>
+          </w:rPr>
+          <m:t xml:space="preserve">γ = 0</m:t>
+        </m:r>
+      </m:oMath>
       <w:r>
         <w:rPr>
           <w:rFonts w:ascii="Times New Roman" w:hAnsi="Times New Roman" w:cs="Times New Roman" w:eastAsia="Times New Roman"/>
           <w:i w:val="0"/>
           <w:sz w:val="22"/>
         </w:rPr>
-        <w:t xml:space="preserve"> = −1 otherwise. Setting γ = 0 recovers a plain V-shaped operator (the NoRMS ablation). The 0.5 threshold that separates preferred from disfavored bits is a convenience, not a theoretically grounded neutral point: with ρ</w:t>
+        <w:t xml:space="preserve"> recovers a plain V-shaped operator (the NoRMS ablation). The 0.5 threshold that separates preferred from disfavored bits is a convenience, not a theoretically grounded neutral point: with </w:t>
       </w:r>
-      <w:r>
-        <w:rPr>
-          <w:rFonts w:ascii="Times New Roman" w:hAnsi="Times New Roman" w:cs="Times New Roman" w:eastAsia="Times New Roman"/>
-          <w:i w:val="0"/>
-          <w:sz w:val="22"/>
-          <w:vertAlign w:val="subscript"/>
-        </w:rPr>
-        <w:t>j</w:t>
-      </w:r>
+      <m:oMath>
+        <m:sSub>
+          <m:e>
+            <m:r>
+              <w:rPr>
+                <w:sz w:val="22"/>
+                <w:szCs w:val="22"/>
+              </w:rPr>
+              <m:t xml:space="preserve">ρ</m:t>
+            </m:r>
+          </m:e>
+          <m:sub>
+            <m:r>
+              <w:rPr>
+                <w:sz w:val="22"/>
+                <w:szCs w:val="22"/>
+              </w:rPr>
+              <m:t xml:space="preserve">j</m:t>
+            </m:r>
+          </m:sub>
+        </m:sSub>
+      </m:oMath>
       <w:r>
         <w:rPr>
           <w:rFonts w:ascii="Times New Roman" w:hAnsi="Times New Roman" w:cs="Times New Roman" w:eastAsia="Times New Roman"/>
@@ -15676,19 +16858,97 @@
           <w:i w:val="0"/>
           <w:sz w:val="22"/>
         </w:rPr>
-        <w:t>;y)/H(y), the value at which a feature stops being informative depends on the number of classes, the label entropy, the sample size, and the specific MI estimator used, none of which are normalized away by the H(y) division alone. The Discussion shows this dependence is not merely theoretical: the method's compactness is tied to how the chosen relevance statistic happens to place features around 0.5, not to the threshold itself. A threshold sweep (τ in {0.4, 0.5, 0.6}, Results Section 3.5) supports this choice as reasonable rather than arbitrary: τ=0.5 attains the highest accuracy on two of five datasets tested, and every value trades a modest, dataset-dependent accuracy shift for a monotonic reduction in feature count as τ increases, with no single value dominating uniformly.</w:t>
+        <w:t>;y)/H(y), the value at which a feature stops being informative depends on the number of classes, the label entropy, the sample size, and the specific MI estimator used, none of which are normalized away by the H(y) division alone. The Discussion shows this dependence is not merely theoretical: the method's compactness is tied to how the chosen relevance statistic happens to place features around 0.5, not to the threshold itself. A threshold sweep (</w:t>
+      </w:r>
+      <m:oMath>
+        <m:r>
+          <w:rPr>
+            <w:sz w:val="22"/>
+            <w:szCs w:val="22"/>
+          </w:rPr>
+          <m:t xml:space="preserve">τ</m:t>
+        </m:r>
+      </m:oMath>
+      <w:r>
+        <w:rPr>
+          <w:rFonts w:ascii="Times New Roman" w:hAnsi="Times New Roman" w:cs="Times New Roman" w:eastAsia="Times New Roman"/>
+          <w:i w:val="0"/>
+          <w:sz w:val="22"/>
+        </w:rPr>
+        <w:t xml:space="preserve"> in {0.4, 0.5, 0.6}, Results Section 3.5) supports this choice as reasonable rather than arbitrary: </w:t>
+      </w:r>
+      <m:oMath>
+        <m:r>
+          <w:rPr>
+            <w:sz w:val="22"/>
+            <w:szCs w:val="22"/>
+          </w:rPr>
+          <m:t xml:space="preserve">τ=0.5</m:t>
+        </m:r>
+      </m:oMath>
+      <w:r>
+        <w:rPr>
+          <w:rFonts w:ascii="Times New Roman" w:hAnsi="Times New Roman" w:cs="Times New Roman" w:eastAsia="Times New Roman"/>
+          <w:i w:val="0"/>
+          <w:sz w:val="22"/>
+        </w:rPr>
+        <w:t xml:space="preserve"> attains the highest accuracy on two of five datasets tested, and every value trades a modest, dataset-dependent accuracy shift for a monotonic reduction in feature count as </w:t>
+      </w:r>
+      <m:oMath>
+        <m:r>
+          <w:rPr>
+            <w:sz w:val="22"/>
+            <w:szCs w:val="22"/>
+          </w:rPr>
+          <m:t xml:space="preserve">τ</m:t>
+        </m:r>
+      </m:oMath>
+      <w:r>
+        <w:rPr>
+          <w:rFonts w:ascii="Times New Roman" w:hAnsi="Times New Roman" w:cs="Times New Roman" w:eastAsia="Times New Roman"/>
+          <w:i w:val="0"/>
+          <w:sz w:val="22"/>
+        </w:rPr>
+        <w:t xml:space="preserve"> increases, with no single value dominating uniformly.</w:t>
       </w:r>
     </w:p>
     <w:p>
       <w:pPr>
         <w:jc w:val="both"/>
       </w:pPr>
+      <m:oMath>
+        <m:r>
+          <w:rPr>
+            <w:sz w:val="22"/>
+            <w:szCs w:val="22"/>
+          </w:rPr>
+          <m:t xml:space="preserve">ρ</m:t>
+        </m:r>
+      </m:oMath>
+      <m:oMath>
+        <m:r>
+          <w:rPr>
+            <w:sz w:val="22"/>
+            <w:szCs w:val="22"/>
+          </w:rPr>
+          <m:t xml:space="preserve">ρ</m:t>
+        </m:r>
+      </m:oMath>
+      <m:oMath>
+        <m:r>
+          <w:rPr>
+            <w:sz w:val="22"/>
+            <w:szCs w:val="22"/>
+          </w:rPr>
+          <m:t xml:space="preserve">ρ</m:t>
+        </m:r>
+      </m:oMath>
       <w:r>
         <w:rPr>
           <w:rFonts w:ascii="Times New Roman" w:hAnsi="Times New Roman" w:cs="Times New Roman" w:eastAsia="Times New Roman"/>
           <w:sz w:val="22"/>
         </w:rPr>
-        <w:t xml:space="preserve">The field ρ that drives this mechanism is, in the final method, the static prior ρstatic = clip(MI(fj;ytrain)/H(ytrain), 0, 1), a normalized mutual-information filter score </w:t>
+        <w:t xml:space="preserve">The field  that drives this mechanism is, in the final method, the static prior static = clip(MI(fj;ytrain)/H(ytrain), 0, 1), a normalized mutual-information filter score </w:t>
       </w:r>
       <w:hyperlink w:anchor="ref2">
         <w:r>
@@ -15722,7 +16982,7 @@
           <w:rFonts w:ascii="Times New Roman" w:hAnsi="Times New Roman" w:cs="Times New Roman" w:eastAsia="Times New Roman"/>
           <w:sz w:val="22"/>
         </w:rPr>
-        <w:t xml:space="preserve"> computed once per outer split. For each outer split, ρstatic is computed exclusively from the corresponding training partition and is never recomputed using the held-out partition. An online extension adding an EMA credit-assignment term from accepted fitness improvements was examined and dropped, as the ablation shows no accuracy gain on any dataset. A second, smaller component, uncertainty-guided memetic refinement (UMR), spends a fixed local-search budget on the K features whose relevance sits closest to 0.5, the boundary where the prior is least decisive: each iteration, these features are greedily flipped on the incumbent best mask </w:t>
+        <w:t xml:space="preserve"> computed once per outer split. For each outer split, static is computed exclusively from the corresponding training partition and is never recomputed using the held-out partition. An online extension adding an EMA credit-assignment term from accepted fitness improvements was examined and dropped, as the ablation shows no accuracy gain on any dataset. A second, smaller component, uncertainty-guided memetic refinement (UMR), spends a fixed local-search budget on the K features whose relevance sits closest to 0.5, the boundary where the prior is least decisive: each iteration, these features are greedily flipped on the incumbent best mask </w:t>
       </w:r>
       <w:hyperlink w:anchor="ref11">
         <w:r>
@@ -15972,13 +17232,15 @@
             <w:tcW w:type="dxa" w:w="2409"/>
           </w:tcPr>
           <w:p>
-            <w:r>
-              <w:rPr>
-                <w:rFonts w:ascii="Times New Roman" w:hAnsi="Times New Roman" w:cs="Times New Roman" w:eastAsia="Times New Roman"/>
-                <w:sz w:val="16"/>
-              </w:rPr>
-              <w:t>O(N·d)</w:t>
-            </w:r>
+            <m:oMath>
+              <m:r>
+                <w:rPr>
+                  <w:sz w:val="22"/>
+                  <w:szCs w:val="22"/>
+                </w:rPr>
+                <m:t xml:space="preserve">O(N·d)</m:t>
+              </m:r>
+            </m:oMath>
           </w:p>
         </w:tc>
         <w:tc>
@@ -16030,13 +17292,15 @@
             <w:tcW w:type="dxa" w:w="2409"/>
           </w:tcPr>
           <w:p>
-            <w:r>
-              <w:rPr>
-                <w:rFonts w:ascii="Times New Roman" w:hAnsi="Times New Roman" w:cs="Times New Roman" w:eastAsia="Times New Roman"/>
-                <w:sz w:val="16"/>
-              </w:rPr>
-              <w:t>O(N·d)</w:t>
-            </w:r>
+            <m:oMath>
+              <m:r>
+                <w:rPr>
+                  <w:sz w:val="22"/>
+                  <w:szCs w:val="22"/>
+                </w:rPr>
+                <m:t xml:space="preserve">O(N·d)</m:t>
+              </m:r>
+            </m:oMath>
           </w:p>
         </w:tc>
         <w:tc>
@@ -16088,13 +17352,15 @@
             <w:tcW w:type="dxa" w:w="2409"/>
           </w:tcPr>
           <w:p>
-            <w:r>
-              <w:rPr>
-                <w:rFonts w:ascii="Times New Roman" w:hAnsi="Times New Roman" w:cs="Times New Roman" w:eastAsia="Times New Roman"/>
-                <w:sz w:val="16"/>
-              </w:rPr>
-              <w:t>O(N·d)</w:t>
-            </w:r>
+            <m:oMath>
+              <m:r>
+                <w:rPr>
+                  <w:sz w:val="22"/>
+                  <w:szCs w:val="22"/>
+                </w:rPr>
+                <m:t xml:space="preserve">O(N·d)</m:t>
+              </m:r>
+            </m:oMath>
           </w:p>
         </w:tc>
         <w:tc>
@@ -16146,13 +17412,15 @@
             <w:tcW w:type="dxa" w:w="2409"/>
           </w:tcPr>
           <w:p>
-            <w:r>
-              <w:rPr>
-                <w:rFonts w:ascii="Times New Roman" w:hAnsi="Times New Roman" w:cs="Times New Roman" w:eastAsia="Times New Roman"/>
-                <w:sz w:val="16"/>
-              </w:rPr>
-              <w:t>O(N·d)</w:t>
-            </w:r>
+            <m:oMath>
+              <m:r>
+                <w:rPr>
+                  <w:sz w:val="22"/>
+                  <w:szCs w:val="22"/>
+                </w:rPr>
+                <m:t xml:space="preserve">O(N·d)</m:t>
+              </m:r>
+            </m:oMath>
           </w:p>
         </w:tc>
         <w:tc>
@@ -16204,13 +17472,15 @@
             <w:tcW w:type="dxa" w:w="2409"/>
           </w:tcPr>
           <w:p>
-            <w:r>
-              <w:rPr>
-                <w:rFonts w:ascii="Times New Roman" w:hAnsi="Times New Roman" w:cs="Times New Roman" w:eastAsia="Times New Roman"/>
-                <w:sz w:val="16"/>
-              </w:rPr>
-              <w:t>O(N·d)</w:t>
-            </w:r>
+            <m:oMath>
+              <m:r>
+                <w:rPr>
+                  <w:sz w:val="22"/>
+                  <w:szCs w:val="22"/>
+                </w:rPr>
+                <m:t xml:space="preserve">O(N·d)</m:t>
+              </m:r>
+            </m:oMath>
           </w:p>
         </w:tc>
         <w:tc>
@@ -16262,13 +17532,15 @@
             <w:tcW w:type="dxa" w:w="2409"/>
           </w:tcPr>
           <w:p>
-            <w:r>
-              <w:rPr>
-                <w:rFonts w:ascii="Times New Roman" w:hAnsi="Times New Roman" w:cs="Times New Roman" w:eastAsia="Times New Roman"/>
-                <w:sz w:val="16"/>
-              </w:rPr>
-              <w:t>O(N·d)</w:t>
-            </w:r>
+            <m:oMath>
+              <m:r>
+                <w:rPr>
+                  <w:sz w:val="22"/>
+                  <w:szCs w:val="22"/>
+                </w:rPr>
+                <m:t xml:space="preserve">O(N·d)</m:t>
+              </m:r>
+            </m:oMath>
           </w:p>
         </w:tc>
         <w:tc>
@@ -16320,13 +17592,15 @@
             <w:tcW w:type="dxa" w:w="2409"/>
           </w:tcPr>
           <w:p>
-            <w:r>
-              <w:rPr>
-                <w:rFonts w:ascii="Times New Roman" w:hAnsi="Times New Roman" w:cs="Times New Roman" w:eastAsia="Times New Roman"/>
-                <w:sz w:val="16"/>
-              </w:rPr>
-              <w:t>O(N·d)</w:t>
-            </w:r>
+            <m:oMath>
+              <m:r>
+                <w:rPr>
+                  <w:sz w:val="22"/>
+                  <w:szCs w:val="22"/>
+                </w:rPr>
+                <m:t xml:space="preserve">O(N·d)</m:t>
+              </m:r>
+            </m:oMath>
           </w:p>
         </w:tc>
         <w:tc>
@@ -16368,7 +17642,23 @@
           <w:rFonts w:ascii="Times New Roman" w:hAnsi="Times New Roman" w:cs="Times New Roman" w:eastAsia="Times New Roman"/>
           <w:sz w:val="18"/>
         </w:rPr>
-        <w:t>Table 9 Per-iteration computational cost of the seven compared algorithms. N = population size (30), d = search-space dimension (number of features), K = number of UMR memetic probes per iteration (8). Position-update cost is the standard O(N·d) class shared by every population-based metaheuristic compared here; none introduces an asymptotically different update rule. The wrapper evaluation itself, a stratified 5-fold KNN fit under the shared fitness function, is identical across all seven and, as noted above, dominates real-world cost as feature dimensionality grows; this table isolates the search mechanism's own footprint rather than re-ranking that shared, dominant term.</w:t>
+        <w:t xml:space="preserve">Table 9 Per-iteration computational cost of the seven compared algorithms. N = population size (30), d = search-space dimension (number of features), K = number of UMR memetic probes per iteration (8). Position-update cost is the standard </w:t>
+      </w:r>
+      <m:oMath>
+        <m:r>
+          <w:rPr>
+            <w:sz w:val="22"/>
+            <w:szCs w:val="22"/>
+          </w:rPr>
+          <m:t xml:space="preserve">O(N·d)</m:t>
+        </m:r>
+      </m:oMath>
+      <w:r>
+        <w:rPr>
+          <w:rFonts w:ascii="Times New Roman" w:hAnsi="Times New Roman" w:cs="Times New Roman" w:eastAsia="Times New Roman"/>
+          <w:sz w:val="18"/>
+        </w:rPr>
+        <w:t xml:space="preserve"> class shared by every population-based metaheuristic compared here; none introduces an asymptotically different update rule. The wrapper evaluation itself, a stratified 5-fold KNN fit under the shared fitness function, is identical across all seven and, as noted above, dominates real-world cost as feature dimensionality grows; this table isolates the search mechanism's own footprint rather than re-ranking that shared, dominant term.</w:t>
       </w:r>
     </w:p>
     <w:p>
@@ -16462,7 +17752,58 @@
           <w:i w:val="0"/>
           <w:sz w:val="22"/>
         </w:rPr>
-        <w:t>The λ = 0.01 cardinality weight in Eq. (1) was fixed before the full run, together with every other hyperparameter (Statistics and reproducibility, below). To check that this choice is not load-bearing, we reran the full protocol on five representative datasets (Zoo, Sonar, WDBC, ColonCancer, Leukemia; 30 independent runs each) at five additional λ values spanning zero cardinality penalty to 5× the deployed weight. Table 10 reports the sweep.</w:t>
+        <w:t xml:space="preserve">The </w:t>
+      </w:r>
+      <m:oMath>
+        <m:r>
+          <w:rPr>
+            <w:sz w:val="22"/>
+            <w:szCs w:val="22"/>
+          </w:rPr>
+          <m:t xml:space="preserve">λ = 0.01</m:t>
+        </m:r>
+      </m:oMath>
+      <w:r>
+        <w:rPr>
+          <w:rFonts w:ascii="Times New Roman" w:hAnsi="Times New Roman" w:cs="Times New Roman" w:eastAsia="Times New Roman"/>
+          <w:i w:val="0"/>
+          <w:sz w:val="22"/>
+        </w:rPr>
+        <w:t xml:space="preserve"> cardinality weight in Eq. (1) was fixed before the full run, together with every other hyperparameter (Statistics and reproducibility, below). To check that this choice is not load-bearing, we reran the full protocol on five representative datasets (Zoo, Sonar, WDBC, ColonCancer, Leukemia; 30 independent runs each) at five additional </w:t>
+      </w:r>
+      <m:oMath>
+        <m:r>
+          <w:rPr>
+            <w:sz w:val="22"/>
+            <w:szCs w:val="22"/>
+          </w:rPr>
+          <m:t xml:space="preserve">λ</m:t>
+        </m:r>
+      </m:oMath>
+      <w:r>
+        <w:rPr>
+          <w:rFonts w:ascii="Times New Roman" w:hAnsi="Times New Roman" w:cs="Times New Roman" w:eastAsia="Times New Roman"/>
+          <w:i w:val="0"/>
+          <w:sz w:val="22"/>
+        </w:rPr>
+        <w:t xml:space="preserve"> values spanning zero cardinality penalty to </w:t>
+      </w:r>
+      <m:oMath>
+        <m:r>
+          <w:rPr>
+            <w:sz w:val="22"/>
+            <w:szCs w:val="22"/>
+          </w:rPr>
+          <m:t xml:space="preserve">5×</m:t>
+        </m:r>
+      </m:oMath>
+      <w:r>
+        <w:rPr>
+          <w:rFonts w:ascii="Times New Roman" w:hAnsi="Times New Roman" w:cs="Times New Roman" w:eastAsia="Times New Roman"/>
+          <w:i w:val="0"/>
+          <w:sz w:val="22"/>
+        </w:rPr>
+        <w:t xml:space="preserve"> the deployed weight. Table 10 reports the sweep.</w:t>
       </w:r>
     </w:p>
     <w:p>
@@ -16528,14 +17869,15 @@
             </w:tcBorders>
           </w:tcPr>
           <w:p>
-            <w:r>
-              <w:rPr>
-                <w:rFonts w:ascii="Times New Roman" w:hAnsi="Times New Roman" w:cs="Times New Roman" w:eastAsia="Times New Roman"/>
-                <w:b/>
-                <w:sz w:val="16"/>
-              </w:rPr>
-              <w:t>λ</w:t>
-            </w:r>
+            <m:oMath>
+              <m:r>
+                <w:rPr>
+                  <w:sz w:val="22"/>
+                  <w:szCs w:val="22"/>
+                </w:rPr>
+                <m:t xml:space="preserve">λ</m:t>
+              </m:r>
+            </m:oMath>
           </w:p>
         </w:tc>
         <w:tc>
@@ -18305,7 +19647,71 @@
           <w:rFonts w:ascii="Times New Roman" w:hAnsi="Times New Roman" w:cs="Times New Roman" w:eastAsia="Times New Roman"/>
           <w:sz w:val="18"/>
         </w:rPr>
-        <w:t>Table 10 Cardinality-weight sensitivity (λ in {0, 0.001, 0.005, 0.01, 0.02, 0.05} in Eq. (1); 30 independent runs per cell, same protocol and five of the 18 datasets used elsewhere in this section). Highest accuracy per dataset in bold. Accuracy is essentially flat across the sweep: λ=0.01, the value deployed throughout this paper, attains the highest accuracy on one of five datasets and is within 0.3 percentage points of the best value on the remaining four, well inside the run-to-run standard deviation. Mean selected-feature count trends downward as λ increases on every dataset (cleanest on WDBC, noisier on the higher-dimensional ColonCancer and Sonar sets), so λ mainly trades a modest, dataset-dependent subset reduction against a negligible accuracy change; 0.01 sits inside this flat region rather than at either extreme.</w:t>
+        <w:t>Table 10 Cardinality-weight sensitivity (</w:t>
+      </w:r>
+      <m:oMath>
+        <m:r>
+          <w:rPr>
+            <w:sz w:val="22"/>
+            <w:szCs w:val="22"/>
+          </w:rPr>
+          <m:t xml:space="preserve">λ</m:t>
+        </m:r>
+      </m:oMath>
+      <w:r>
+        <w:rPr>
+          <w:rFonts w:ascii="Times New Roman" w:hAnsi="Times New Roman" w:cs="Times New Roman" w:eastAsia="Times New Roman"/>
+          <w:sz w:val="18"/>
+        </w:rPr>
+        <w:t xml:space="preserve"> in {0, 0.001, 0.005, 0.01, 0.02, 0.05} in Eq. (1); 30 independent runs per cell, same protocol and five of the 18 datasets used elsewhere in this section). Highest accuracy per dataset in bold. Accuracy is essentially flat across the sweep: </w:t>
+      </w:r>
+      <m:oMath>
+        <m:r>
+          <w:rPr>
+            <w:sz w:val="22"/>
+            <w:szCs w:val="22"/>
+          </w:rPr>
+          <m:t xml:space="preserve">λ=0.01</m:t>
+        </m:r>
+      </m:oMath>
+      <w:r>
+        <w:rPr>
+          <w:rFonts w:ascii="Times New Roman" w:hAnsi="Times New Roman" w:cs="Times New Roman" w:eastAsia="Times New Roman"/>
+          <w:sz w:val="18"/>
+        </w:rPr>
+        <w:t xml:space="preserve">, the value deployed throughout this paper, attains the highest accuracy on one of five datasets and is within 0.3 percentage points of the best value on the remaining four, well inside the run-to-run standard deviation. Mean selected-feature count trends downward as </w:t>
+      </w:r>
+      <m:oMath>
+        <m:r>
+          <w:rPr>
+            <w:sz w:val="22"/>
+            <w:szCs w:val="22"/>
+          </w:rPr>
+          <m:t xml:space="preserve">λ</m:t>
+        </m:r>
+      </m:oMath>
+      <w:r>
+        <w:rPr>
+          <w:rFonts w:ascii="Times New Roman" w:hAnsi="Times New Roman" w:cs="Times New Roman" w:eastAsia="Times New Roman"/>
+          <w:sz w:val="18"/>
+        </w:rPr>
+        <w:t xml:space="preserve"> increases on every dataset (cleanest on WDBC, noisier on the higher-dimensional ColonCancer and Sonar sets), so </w:t>
+      </w:r>
+      <m:oMath>
+        <m:r>
+          <w:rPr>
+            <w:sz w:val="22"/>
+            <w:szCs w:val="22"/>
+          </w:rPr>
+          <m:t xml:space="preserve">λ</m:t>
+        </m:r>
+      </m:oMath>
+      <w:r>
+        <w:rPr>
+          <w:rFonts w:ascii="Times New Roman" w:hAnsi="Times New Roman" w:cs="Times New Roman" w:eastAsia="Times New Roman"/>
+          <w:sz w:val="18"/>
+        </w:rPr>
+        <w:t xml:space="preserve"> mainly trades a modest, dataset-dependent subset reduction against a negligible accuracy change; 0.01 sits inside this flat region rather than at either extreme.</w:t>
       </w:r>
     </w:p>
     <w:p>
@@ -18354,7 +19760,151 @@
           <w:rFonts w:ascii="Times New Roman" w:hAnsi="Times New Roman" w:cs="Times New Roman" w:eastAsia="Times New Roman"/>
           <w:sz w:val="22"/>
         </w:rPr>
-        <w:t>Leakage control (data flow). Every step that could learn from the labels or the held-out partition is confined to the training fold: raw data → label-independent cleaning/encoding → outer 80/20 split → [on the 80% train only] fit standardizer · compute MI relevance prior ρ · 5-fold CV fitness · feature-subset search → freeze selected mask → [on the 20% hold-out] transform with the train-fitted standardizer only → single KNN evaluation. No standardizer, relevance prior, CV fold, or hyperparameter is ever fit on, or given access to, the held-out partition; the hold-out is touched exactly once, for final evaluation.</w:t>
+        <w:t xml:space="preserve">Leakage control (data flow). Every step that could learn from the labels or the held-out partition is confined to the training fold: raw data </w:t>
+      </w:r>
+      <m:oMath>
+        <m:r>
+          <w:rPr>
+            <w:sz w:val="22"/>
+            <w:szCs w:val="22"/>
+          </w:rPr>
+          <m:t xml:space="preserve">→</m:t>
+        </m:r>
+      </m:oMath>
+      <w:r>
+        <w:rPr>
+          <w:rFonts w:ascii="Times New Roman" w:hAnsi="Times New Roman" w:cs="Times New Roman" w:eastAsia="Times New Roman"/>
+          <w:sz w:val="22"/>
+        </w:rPr>
+        <w:t xml:space="preserve"> label-independent cleaning/encoding </w:t>
+      </w:r>
+      <m:oMath>
+        <m:r>
+          <w:rPr>
+            <w:sz w:val="22"/>
+            <w:szCs w:val="22"/>
+          </w:rPr>
+          <m:t xml:space="preserve">→</m:t>
+        </m:r>
+      </m:oMath>
+      <w:r>
+        <w:rPr>
+          <w:rFonts w:ascii="Times New Roman" w:hAnsi="Times New Roman" w:cs="Times New Roman" w:eastAsia="Times New Roman"/>
+          <w:sz w:val="22"/>
+        </w:rPr>
+        <w:t xml:space="preserve"> outer 80/20 split </w:t>
+      </w:r>
+      <m:oMath>
+        <m:r>
+          <w:rPr>
+            <w:sz w:val="22"/>
+            <w:szCs w:val="22"/>
+          </w:rPr>
+          <m:t xml:space="preserve">→ [</m:t>
+        </m:r>
+      </m:oMath>
+      <w:r>
+        <w:rPr>
+          <w:rFonts w:ascii="Times New Roman" w:hAnsi="Times New Roman" w:cs="Times New Roman" w:eastAsia="Times New Roman"/>
+          <w:sz w:val="22"/>
+        </w:rPr>
+        <w:t xml:space="preserve">on the 80% train only] fit standardizer </w:t>
+      </w:r>
+      <m:oMath>
+        <m:r>
+          <w:rPr>
+            <w:sz w:val="22"/>
+            <w:szCs w:val="22"/>
+          </w:rPr>
+          <m:t xml:space="preserve">·</m:t>
+        </m:r>
+      </m:oMath>
+      <w:r>
+        <w:rPr>
+          <w:rFonts w:ascii="Times New Roman" w:hAnsi="Times New Roman" w:cs="Times New Roman" w:eastAsia="Times New Roman"/>
+          <w:sz w:val="22"/>
+        </w:rPr>
+        <w:t xml:space="preserve"> compute MI relevance prior </w:t>
+      </w:r>
+      <m:oMath>
+        <m:r>
+          <w:rPr>
+            <w:sz w:val="22"/>
+            <w:szCs w:val="22"/>
+          </w:rPr>
+          <m:t xml:space="preserve">ρ · 5</m:t>
+        </m:r>
+      </m:oMath>
+      <w:r>
+        <w:rPr>
+          <w:rFonts w:ascii="Times New Roman" w:hAnsi="Times New Roman" w:cs="Times New Roman" w:eastAsia="Times New Roman"/>
+          <w:sz w:val="22"/>
+        </w:rPr>
+        <w:t xml:space="preserve">-fold CV fitness </w:t>
+      </w:r>
+      <m:oMath>
+        <m:r>
+          <w:rPr>
+            <w:sz w:val="22"/>
+            <w:szCs w:val="22"/>
+          </w:rPr>
+          <m:t xml:space="preserve">·</m:t>
+        </m:r>
+      </m:oMath>
+      <w:r>
+        <w:rPr>
+          <w:rFonts w:ascii="Times New Roman" w:hAnsi="Times New Roman" w:cs="Times New Roman" w:eastAsia="Times New Roman"/>
+          <w:sz w:val="22"/>
+        </w:rPr>
+        <w:t xml:space="preserve"> feature-subset search </w:t>
+      </w:r>
+      <m:oMath>
+        <m:r>
+          <w:rPr>
+            <w:sz w:val="22"/>
+            <w:szCs w:val="22"/>
+          </w:rPr>
+          <m:t xml:space="preserve">→</m:t>
+        </m:r>
+      </m:oMath>
+      <w:r>
+        <w:rPr>
+          <w:rFonts w:ascii="Times New Roman" w:hAnsi="Times New Roman" w:cs="Times New Roman" w:eastAsia="Times New Roman"/>
+          <w:sz w:val="22"/>
+        </w:rPr>
+        <w:t xml:space="preserve"> freeze selected mask </w:t>
+      </w:r>
+      <m:oMath>
+        <m:r>
+          <w:rPr>
+            <w:sz w:val="22"/>
+            <w:szCs w:val="22"/>
+          </w:rPr>
+          <m:t xml:space="preserve">→ [</m:t>
+        </m:r>
+      </m:oMath>
+      <w:r>
+        <w:rPr>
+          <w:rFonts w:ascii="Times New Roman" w:hAnsi="Times New Roman" w:cs="Times New Roman" w:eastAsia="Times New Roman"/>
+          <w:sz w:val="22"/>
+        </w:rPr>
+        <w:t xml:space="preserve">on the 20% hold-out] transform with the train-fitted standardizer only </w:t>
+      </w:r>
+      <m:oMath>
+        <m:r>
+          <w:rPr>
+            <w:sz w:val="22"/>
+            <w:szCs w:val="22"/>
+          </w:rPr>
+          <m:t xml:space="preserve">→</m:t>
+        </m:r>
+      </m:oMath>
+      <w:r>
+        <w:rPr>
+          <w:rFonts w:ascii="Times New Roman" w:hAnsi="Times New Roman" w:cs="Times New Roman" w:eastAsia="Times New Roman"/>
+          <w:sz w:val="22"/>
+        </w:rPr>
+        <w:t xml:space="preserve"> single KNN evaluation. No standardizer, relevance prior, CV fold, or hyperparameter is ever fit on, or given access to, the held-out partition; the hold-out is touched exactly once, for final evaluation.</w:t>
       </w:r>
     </w:p>
     <w:p>
@@ -18362,6 +19912,51 @@
         <w:spacing w:line="360" w:lineRule="auto" w:after="200"/>
         <w:jc w:val="both"/>
       </w:pPr>
+      <m:oMath>
+        <m:r>
+          <w:rPr>
+            <w:sz w:val="22"/>
+            <w:szCs w:val="22"/>
+          </w:rPr>
+          <m:t xml:space="preserve">γ = 0.5</m:t>
+        </m:r>
+      </m:oMath>
+      <m:oMath>
+        <m:r>
+          <w:rPr>
+            <w:sz w:val="22"/>
+            <w:szCs w:val="22"/>
+          </w:rPr>
+          <m:t xml:space="preserve">τ = 0.5</m:t>
+        </m:r>
+      </m:oMath>
+      <m:oMath>
+        <m:r>
+          <w:rPr>
+            <w:sz w:val="22"/>
+            <w:szCs w:val="22"/>
+          </w:rPr>
+          <m:t xml:space="preserve">τ</m:t>
+        </m:r>
+      </m:oMath>
+      <m:oMath>
+        <m:r>
+          <w:rPr>
+            <w:sz w:val="22"/>
+            <w:szCs w:val="22"/>
+          </w:rPr>
+          <m:t xml:space="preserve">λ</m:t>
+        </m:r>
+      </m:oMath>
+      <m:oMath>
+        <m:r>
+          <w:rPr>
+            <w:sz w:val="22"/>
+            <w:szCs w:val="22"/>
+          </w:rPr>
+          <m:t xml:space="preserve">γ</m:t>
+        </m:r>
+      </m:oMath>
       <w:r>
         <w:rPr>
           <w:rFonts w:ascii="Times New Roman" w:hAnsi="Times New Roman" w:cs="Times New Roman" w:eastAsia="Times New Roman"/>
@@ -18469,7 +20064,7 @@
           <w:rFonts w:ascii="Times New Roman" w:hAnsi="Times New Roman" w:cs="Times New Roman" w:eastAsia="Times New Roman"/>
           <w:sz w:val="22"/>
         </w:rPr>
-        <w:t xml:space="preserve">. The protocol is preregistered and locked prior to the full run. All algorithms share: population 30, 500 iterations, 30 independent runs, seed = 42+run_id (paired across algorithms), KNN (k=5) with stratified 5-fold cross-validation, search space [-1,1]d, and the fitness above. This is a faithful published-default comparison, not an equally-tuned one: every baseline runs at its own published/library-default control parameters under this identical shared protocol, and no method is re-tuned per dataset. RG-SCSO's γ = 0.5, τ = 0.5, and K = 8 are likewise fixed before the full run; τ and the cardinality weight λ are additionally characterized by the sensitivity sweeps in Supplementary Information, while γ and K were frozen from the preregistration pilot and not tuned on the test data. A per-method fidelity table (source, version, control parameters, search space, tuning, budget, seed) is provided in the released repository (Baseline_Fidelity_Report); the limitation of comparing against untuned baselines is acknowledged in Discussion.</w:t>
+        <w:t xml:space="preserve">. The protocol is preregistered and locked prior to the full run. All algorithms share: population 30, 500 iterations, 30 independent runs, seed = 42+run_id (paired across algorithms), KNN (k=5) with stratified 5-fold cross-validation, search space [-1,1]d, and the fitness above. This is a faithful published-default comparison, not an equally-tuned one: every baseline runs at its own published/library-default control parameters under this identical shared protocol, and no method is re-tuned per dataset. RG-SCSO's , , and K = 8 are likewise fixed before the full run;  and the cardinality weight  are additionally characterized by the sensitivity sweeps in Supplementary Information, while  and K were frozen from the preregistration pilot and not tuned on the test data. A per-method fidelity table (source, version, control parameters, search space, tuning, budget, seed) is provided in the released repository (Baseline_Fidelity_Report); the limitation of comparing against untuned baselines is acknowledged in Discussion.</w:t>
       </w:r>
     </w:p>
     <w:p>
@@ -18502,6 +20097,15 @@
         <w:spacing w:line="360" w:lineRule="auto" w:after="200"/>
         <w:jc w:val="both"/>
       </w:pPr>
+      <m:oMath>
+        <m:r>
+          <w:rPr>
+            <w:sz w:val="22"/>
+            <w:szCs w:val="22"/>
+          </w:rPr>
+          <m:t xml:space="preserve">α = 0.05</m:t>
+        </m:r>
+      </m:oMath>
       <w:r>
         <w:rPr>
           <w:rFonts w:ascii="Times New Roman" w:hAnsi="Times New Roman" w:cs="Times New Roman" w:eastAsia="Times New Roman"/>
@@ -18524,7 +20128,7 @@
           <w:rFonts w:ascii="Times New Roman" w:hAnsi="Times New Roman" w:cs="Times New Roman" w:eastAsia="Times New Roman"/>
           <w:sz w:val="22"/>
         </w:rPr>
-        <w:t xml:space="preserve">, the Holm family formed per dataset, at α = 0.05. A tie denotes failure to reject H0 (no significant accuracy difference) at this threshold; it is not evidence of equivalence. Effect sizes use Cohen's d and rank-biserial r; overall comparison uses the Friedman test with a critical-difference diagram </w:t>
+        <w:t xml:space="preserve">, the Holm family formed per dataset, at . A tie denotes failure to reject H0 (no significant accuracy difference) at this threshold; it is not evidence of equivalence. Effect sizes use Cohen's d and rank-biserial r; overall comparison uses the Friedman test with a critical-difference diagram </w:t>
       </w:r>
       <w:hyperlink w:anchor="ref23">
         <w:r>
@@ -18602,7 +20206,41 @@
           <w:i w:val="0"/>
           <w:sz w:val="22"/>
         </w:rPr>
-        <w:t>The relevance prior, the binarization threshold τ, the cardinality weight λ, and every other hyperparameter are fixed or estimated using only the training partition of each outer split; none is tuned, selected, or recomputed using held-out labels at any stage of the search, evaluation, or hyperparameter sweep.</w:t>
+        <w:t xml:space="preserve">The relevance prior, the binarization threshold </w:t>
+      </w:r>
+      <m:oMath>
+        <m:r>
+          <w:rPr>
+            <w:sz w:val="22"/>
+            <w:szCs w:val="22"/>
+          </w:rPr>
+          <m:t xml:space="preserve">τ</m:t>
+        </m:r>
+      </m:oMath>
+      <w:r>
+        <w:rPr>
+          <w:rFonts w:ascii="Times New Roman" w:hAnsi="Times New Roman" w:cs="Times New Roman" w:eastAsia="Times New Roman"/>
+          <w:i w:val="0"/>
+          <w:sz w:val="22"/>
+        </w:rPr>
+        <w:t xml:space="preserve">, the cardinality weight </w:t>
+      </w:r>
+      <m:oMath>
+        <m:r>
+          <w:rPr>
+            <w:sz w:val="22"/>
+            <w:szCs w:val="22"/>
+          </w:rPr>
+          <m:t xml:space="preserve">λ</m:t>
+        </m:r>
+      </m:oMath>
+      <w:r>
+        <w:rPr>
+          <w:rFonts w:ascii="Times New Roman" w:hAnsi="Times New Roman" w:cs="Times New Roman" w:eastAsia="Times New Roman"/>
+          <w:i w:val="0"/>
+          <w:sz w:val="22"/>
+        </w:rPr>
+        <w:t>, and every other hyperparameter are fixed or estimated using only the training partition of each outer split; none is tuned, selected, or recomputed using held-out labels at any stage of the search, evaluation, or hyperparameter sweep.</w:t>
       </w:r>
     </w:p>
     <w:p>
